--- a/learning-text/数据结构.docx
+++ b/learning-text/数据结构.docx
@@ -7649,6 +7649,16 @@
         </w:rPr>
         <w:t>4.4 森林表示法</w:t>
       </w:r>
+      <w:r>
+        <w:rPr>
+          <w:rFonts w:hint="eastAsia"/>
+          <w:b/>
+          <w:bCs/>
+          <w:sz w:val="20"/>
+          <w:szCs w:val="21"/>
+        </w:rPr>
+        <w:t xml:space="preserve">                                                                                                                                                                                                                                                                                                                                                                                                                                                                                                                                                                                                                                                                                                                                                                                                                                                                                                                                                                                                                                                                                                                                                                                                                                                                                                                                                                                                                                                                                                                                                                                                                                                                                            </w:t>
+      </w:r>
     </w:p>
     <w:p>
       <w:pPr>
@@ -7680,6 +7690,7 @@
         <w:rPr>
           <w:sz w:val="20"/>
           <w:szCs w:val="21"/>
+          <w:highlight w:val="green"/>
         </w:rPr>
         <w:t>每个集合选一个代表元素，叫根。</w:t>
       </w:r>
@@ -12202,6 +12213,7 @@
         <w:rPr>
           <w:sz w:val="20"/>
           <w:szCs w:val="21"/>
+          <w:highlight w:val="green"/>
         </w:rPr>
         <w:t>tree[</w:t>
       </w:r>
@@ -12210,6 +12222,7 @@
         <w:rPr>
           <w:sz w:val="20"/>
           <w:szCs w:val="21"/>
+          <w:highlight w:val="green"/>
         </w:rPr>
         <w:t>i</w:t>
       </w:r>
@@ -12218,6 +12231,7 @@
         <w:rPr>
           <w:sz w:val="20"/>
           <w:szCs w:val="21"/>
+          <w:highlight w:val="green"/>
         </w:rPr>
         <w:t xml:space="preserve">] 维护一个以 </w:t>
       </w:r>
@@ -12226,6 +12240,7 @@
         <w:rPr>
           <w:sz w:val="20"/>
           <w:szCs w:val="21"/>
+          <w:highlight w:val="green"/>
         </w:rPr>
         <w:t>i</w:t>
       </w:r>
@@ -12234,6 +12249,7 @@
         <w:rPr>
           <w:sz w:val="20"/>
           <w:szCs w:val="21"/>
+          <w:highlight w:val="green"/>
         </w:rPr>
         <w:t xml:space="preserve"> 结尾、长度为 </w:t>
       </w:r>
@@ -12242,6 +12258,7 @@
         <w:rPr>
           <w:sz w:val="20"/>
           <w:szCs w:val="21"/>
+          <w:highlight w:val="green"/>
         </w:rPr>
         <w:t>lowbit</w:t>
       </w:r>
@@ -12250,6 +12267,7 @@
         <w:rPr>
           <w:sz w:val="20"/>
           <w:szCs w:val="21"/>
+          <w:highlight w:val="green"/>
         </w:rPr>
         <w:t>(</w:t>
       </w:r>
@@ -12258,6 +12276,7 @@
         <w:rPr>
           <w:sz w:val="20"/>
           <w:szCs w:val="21"/>
+          <w:highlight w:val="green"/>
         </w:rPr>
         <w:t>i</w:t>
       </w:r>
@@ -12266,6 +12285,7 @@
         <w:rPr>
           <w:sz w:val="20"/>
           <w:szCs w:val="21"/>
+          <w:highlight w:val="green"/>
         </w:rPr>
         <w:t>) 的区间</w:t>
       </w:r>
@@ -12274,6 +12294,7 @@
         <w:rPr>
           <w:sz w:val="20"/>
           <w:szCs w:val="21"/>
+          <w:highlight w:val="green"/>
         </w:rPr>
         <w:t>和</w:t>
       </w:r>
@@ -17977,7 +17998,6 @@
           <w:sz w:val="20"/>
           <w:szCs w:val="21"/>
         </w:rPr>
-        <w:lastRenderedPageBreak/>
         <w:t>多次区间最值查询</w:t>
       </w:r>
     </w:p>
@@ -18786,7 +18806,6 @@
           <w:sz w:val="20"/>
           <w:szCs w:val="21"/>
         </w:rPr>
-        <w:lastRenderedPageBreak/>
         <w:t>那么：</w:t>
       </w:r>
     </w:p>
@@ -19329,7 +19348,6 @@
           <w:sz w:val="20"/>
           <w:szCs w:val="21"/>
         </w:rPr>
-        <w:lastRenderedPageBreak/>
         <w:t>6.6 例题：</w:t>
       </w:r>
       <w:proofErr w:type="gramStart"/>
@@ -20095,7 +20113,6 @@
           <w:sz w:val="20"/>
           <w:szCs w:val="21"/>
         </w:rPr>
-        <w:lastRenderedPageBreak/>
         <w:t xml:space="preserve">        for (int </w:t>
       </w:r>
       <w:proofErr w:type="spellStart"/>
@@ -20878,7 +20895,6 @@
           <w:sz w:val="20"/>
           <w:szCs w:val="21"/>
         </w:rPr>
-        <w:lastRenderedPageBreak/>
         <w:t>长度为 1 的区间最大值就是它自己。</w:t>
       </w:r>
     </w:p>
@@ -21748,7 +21764,6 @@
           <w:sz w:val="20"/>
           <w:szCs w:val="21"/>
         </w:rPr>
-        <w:lastRenderedPageBreak/>
         <w:t>区间查询 + 区间修改。</w:t>
       </w:r>
     </w:p>
@@ -22420,7 +22435,6 @@
           <w:sz w:val="20"/>
           <w:szCs w:val="21"/>
         </w:rPr>
-        <w:lastRenderedPageBreak/>
         <w:t>max[node] = max(max[</w:t>
       </w:r>
       <w:proofErr w:type="spellStart"/>
@@ -23039,7 +23053,6 @@
           <w:sz w:val="20"/>
           <w:szCs w:val="21"/>
         </w:rPr>
-        <w:lastRenderedPageBreak/>
         <w:t xml:space="preserve">如果 [l, r] </w:t>
       </w:r>
       <w:proofErr w:type="gramStart"/>
@@ -24837,7 +24850,6 @@
           <w:sz w:val="20"/>
           <w:szCs w:val="21"/>
         </w:rPr>
-        <w:lastRenderedPageBreak/>
         <w:t xml:space="preserve">        return sum[p];</w:t>
       </w:r>
     </w:p>
@@ -25563,7 +25575,6 @@
           <w:sz w:val="20"/>
           <w:szCs w:val="21"/>
         </w:rPr>
-        <w:lastRenderedPageBreak/>
         <w:t xml:space="preserve">    }</w:t>
       </w:r>
     </w:p>
@@ -26223,7 +26234,6 @@
           <w:sz w:val="20"/>
           <w:szCs w:val="21"/>
         </w:rPr>
-        <w:lastRenderedPageBreak/>
         <w:t>节点 p 的</w:t>
       </w:r>
       <w:proofErr w:type="gramStart"/>
@@ -26970,7 +26980,6 @@
           <w:sz w:val="20"/>
           <w:szCs w:val="21"/>
         </w:rPr>
-        <w:lastRenderedPageBreak/>
         <w:t>lazy[p] = 0;</w:t>
       </w:r>
     </w:p>
@@ -27643,7 +27652,6 @@
           <w:sz w:val="20"/>
           <w:szCs w:val="21"/>
         </w:rPr>
-        <w:lastRenderedPageBreak/>
         <w:t>区间和查询的合并单位是加法，所以初始为 0。</w:t>
       </w:r>
     </w:p>
@@ -28272,7 +28280,6 @@
           <w:sz w:val="20"/>
           <w:szCs w:val="21"/>
         </w:rPr>
-        <w:lastRenderedPageBreak/>
         <w:t>LCA 是树上路径问题的基础。</w:t>
       </w:r>
     </w:p>
@@ -28814,7 +28821,6 @@
           <w:sz w:val="20"/>
           <w:szCs w:val="21"/>
         </w:rPr>
-        <w:lastRenderedPageBreak/>
         <w:t>先让深的点一直往上跳，跳到和浅的点同一深度。</w:t>
       </w:r>
     </w:p>
@@ -29390,7 +29396,6 @@
           <w:sz w:val="20"/>
           <w:szCs w:val="21"/>
         </w:rPr>
-        <w:lastRenderedPageBreak/>
         <w:t>第二步：把 u 跳到和 v 同深度。</w:t>
       </w:r>
     </w:p>
@@ -29933,7 +29938,6 @@
           <w:sz w:val="20"/>
           <w:szCs w:val="21"/>
         </w:rPr>
-        <w:lastRenderedPageBreak/>
         <w:t xml:space="preserve">    up[u][0] = father;</w:t>
       </w:r>
     </w:p>
@@ -30458,7 +30462,6 @@
           <w:sz w:val="20"/>
           <w:szCs w:val="21"/>
         </w:rPr>
-        <w:lastRenderedPageBreak/>
         <w:t xml:space="preserve">    for (int j = LOG; j &gt;= 0; j--) {</w:t>
       </w:r>
     </w:p>
@@ -31137,7 +31140,6 @@
           <w:sz w:val="20"/>
           <w:szCs w:val="21"/>
         </w:rPr>
-        <w:lastRenderedPageBreak/>
         <w:t xml:space="preserve">        int a, b;</w:t>
       </w:r>
     </w:p>
@@ -31701,7 +31703,6 @@
           <w:sz w:val="20"/>
           <w:szCs w:val="21"/>
         </w:rPr>
-        <w:lastRenderedPageBreak/>
         <w:t xml:space="preserve">    up[u][j] = up[up[u</w:t>
       </w:r>
       <w:proofErr w:type="gramStart"/>
@@ -32244,7 +32245,6 @@
           <w:sz w:val="20"/>
           <w:szCs w:val="21"/>
         </w:rPr>
-        <w:lastRenderedPageBreak/>
         <w:t>两边一起跳。</w:t>
       </w:r>
     </w:p>
@@ -32864,6 +32864,7 @@
           <w:sz w:val="20"/>
           <w:szCs w:val="21"/>
         </w:rPr>
+        <w:lastRenderedPageBreak/>
         <w:t>把每个字符串看成一条从根出发的路径。</w:t>
       </w:r>
     </w:p>
@@ -32899,7 +32900,6 @@
           <w:sz w:val="20"/>
           <w:szCs w:val="21"/>
         </w:rPr>
-        <w:lastRenderedPageBreak/>
         <w:t>abc</w:t>
       </w:r>
       <w:proofErr w:type="spellEnd"/>
@@ -33435,7 +33435,6 @@
           <w:sz w:val="20"/>
           <w:szCs w:val="21"/>
         </w:rPr>
-        <w:lastRenderedPageBreak/>
         <w:t>int state[N];</w:t>
       </w:r>
     </w:p>
@@ -33955,6 +33954,7 @@
           <w:sz w:val="20"/>
           <w:szCs w:val="21"/>
         </w:rPr>
+        <w:lastRenderedPageBreak/>
         <w:t xml:space="preserve">        int c = </w:t>
       </w:r>
       <w:proofErr w:type="spellStart"/>
@@ -34621,7 +34621,6 @@
           <w:sz w:val="20"/>
           <w:szCs w:val="21"/>
         </w:rPr>
-        <w:lastRenderedPageBreak/>
         <w:t xml:space="preserve">    }</w:t>
       </w:r>
     </w:p>
@@ -35187,7 +35186,6 @@
           <w:sz w:val="20"/>
           <w:szCs w:val="21"/>
         </w:rPr>
-        <w:lastRenderedPageBreak/>
         <w:t>当前已经创建了多少个节点。</w:t>
       </w:r>
     </w:p>
@@ -35837,7 +35835,6 @@
           <w:sz w:val="20"/>
           <w:szCs w:val="21"/>
         </w:rPr>
-        <w:lastRenderedPageBreak/>
         <w:t>if (state[p] == 0) return 0;</w:t>
       </w:r>
     </w:p>
@@ -36187,6 +36184,7 @@
           <w:sz w:val="20"/>
           <w:szCs w:val="21"/>
         </w:rPr>
+        <w:lastRenderedPageBreak/>
         <w:t>动态有序集合。</w:t>
       </w:r>
     </w:p>
@@ -36408,7 +36406,6 @@
           <w:sz w:val="20"/>
           <w:szCs w:val="21"/>
         </w:rPr>
-        <w:lastRenderedPageBreak/>
         <w:t>Splay</w:t>
       </w:r>
     </w:p>
@@ -37141,211 +37138,211 @@
           <w:sz w:val="20"/>
           <w:szCs w:val="21"/>
         </w:rPr>
+        <w:t>普通 BST 如果插入顺序是：</w:t>
+      </w:r>
+    </w:p>
+    <w:p>
+      <w:pPr>
+        <w:snapToGrid w:val="0"/>
+        <w:spacing w:after="0" w:line="240" w:lineRule="auto"/>
+        <w:rPr>
+          <w:sz w:val="20"/>
+          <w:szCs w:val="21"/>
+        </w:rPr>
+      </w:pPr>
+      <w:r>
+        <w:rPr>
+          <w:sz w:val="20"/>
+          <w:szCs w:val="21"/>
+        </w:rPr>
+        <w:t>1, 2, 3, 4, 5</w:t>
+      </w:r>
+    </w:p>
+    <w:p>
+      <w:pPr>
+        <w:snapToGrid w:val="0"/>
+        <w:spacing w:after="0" w:line="240" w:lineRule="auto"/>
+        <w:rPr>
+          <w:sz w:val="20"/>
+          <w:szCs w:val="21"/>
+        </w:rPr>
+      </w:pPr>
+      <w:r>
+        <w:rPr>
+          <w:sz w:val="20"/>
+          <w:szCs w:val="21"/>
+        </w:rPr>
+        <w:t>会退化成链：</w:t>
+      </w:r>
+    </w:p>
+    <w:p>
+      <w:pPr>
+        <w:snapToGrid w:val="0"/>
+        <w:spacing w:after="0" w:line="240" w:lineRule="auto"/>
+        <w:rPr>
+          <w:sz w:val="20"/>
+          <w:szCs w:val="21"/>
+        </w:rPr>
+      </w:pPr>
+      <w:r>
+        <w:rPr>
+          <w:sz w:val="20"/>
+          <w:szCs w:val="21"/>
+        </w:rPr>
+        <w:t>1</w:t>
+      </w:r>
+    </w:p>
+    <w:p>
+      <w:pPr>
+        <w:snapToGrid w:val="0"/>
+        <w:spacing w:after="0" w:line="240" w:lineRule="auto"/>
+        <w:rPr>
+          <w:sz w:val="20"/>
+          <w:szCs w:val="21"/>
+        </w:rPr>
+      </w:pPr>
+      <w:r>
+        <w:rPr>
+          <w:sz w:val="20"/>
+          <w:szCs w:val="21"/>
+        </w:rPr>
+        <w:t xml:space="preserve"> \</w:t>
+      </w:r>
+    </w:p>
+    <w:p>
+      <w:pPr>
+        <w:snapToGrid w:val="0"/>
+        <w:spacing w:after="0" w:line="240" w:lineRule="auto"/>
+        <w:rPr>
+          <w:sz w:val="20"/>
+          <w:szCs w:val="21"/>
+        </w:rPr>
+      </w:pPr>
+      <w:r>
+        <w:rPr>
+          <w:sz w:val="20"/>
+          <w:szCs w:val="21"/>
+        </w:rPr>
+        <w:t xml:space="preserve">  2</w:t>
+      </w:r>
+    </w:p>
+    <w:p>
+      <w:pPr>
+        <w:snapToGrid w:val="0"/>
+        <w:spacing w:after="0" w:line="240" w:lineRule="auto"/>
+        <w:rPr>
+          <w:sz w:val="20"/>
+          <w:szCs w:val="21"/>
+        </w:rPr>
+      </w:pPr>
+      <w:r>
+        <w:rPr>
+          <w:sz w:val="20"/>
+          <w:szCs w:val="21"/>
+        </w:rPr>
+        <w:t xml:space="preserve">   \</w:t>
+      </w:r>
+    </w:p>
+    <w:p>
+      <w:pPr>
+        <w:snapToGrid w:val="0"/>
+        <w:spacing w:after="0" w:line="240" w:lineRule="auto"/>
+        <w:rPr>
+          <w:sz w:val="20"/>
+          <w:szCs w:val="21"/>
+        </w:rPr>
+      </w:pPr>
+      <w:r>
+        <w:rPr>
+          <w:sz w:val="20"/>
+          <w:szCs w:val="21"/>
+        </w:rPr>
+        <w:t xml:space="preserve">    3</w:t>
+      </w:r>
+    </w:p>
+    <w:p>
+      <w:pPr>
+        <w:snapToGrid w:val="0"/>
+        <w:spacing w:after="0" w:line="240" w:lineRule="auto"/>
+        <w:rPr>
+          <w:sz w:val="20"/>
+          <w:szCs w:val="21"/>
+        </w:rPr>
+      </w:pPr>
+      <w:r>
+        <w:rPr>
+          <w:sz w:val="20"/>
+          <w:szCs w:val="21"/>
+        </w:rPr>
+        <w:t xml:space="preserve">     \</w:t>
+      </w:r>
+    </w:p>
+    <w:p>
+      <w:pPr>
+        <w:snapToGrid w:val="0"/>
+        <w:spacing w:after="0" w:line="240" w:lineRule="auto"/>
+        <w:rPr>
+          <w:sz w:val="20"/>
+          <w:szCs w:val="21"/>
+        </w:rPr>
+      </w:pPr>
+      <w:r>
+        <w:rPr>
+          <w:sz w:val="20"/>
+          <w:szCs w:val="21"/>
+        </w:rPr>
+        <w:t xml:space="preserve">      4</w:t>
+      </w:r>
+    </w:p>
+    <w:p>
+      <w:pPr>
+        <w:snapToGrid w:val="0"/>
+        <w:spacing w:after="0" w:line="240" w:lineRule="auto"/>
+        <w:rPr>
+          <w:sz w:val="20"/>
+          <w:szCs w:val="21"/>
+        </w:rPr>
+      </w:pPr>
+      <w:r>
+        <w:rPr>
+          <w:sz w:val="20"/>
+          <w:szCs w:val="21"/>
+        </w:rPr>
+        <w:t xml:space="preserve">       \</w:t>
+      </w:r>
+    </w:p>
+    <w:p>
+      <w:pPr>
+        <w:snapToGrid w:val="0"/>
+        <w:spacing w:after="0" w:line="240" w:lineRule="auto"/>
+        <w:rPr>
+          <w:sz w:val="20"/>
+          <w:szCs w:val="21"/>
+        </w:rPr>
+      </w:pPr>
+      <w:r>
+        <w:rPr>
+          <w:sz w:val="20"/>
+          <w:szCs w:val="21"/>
+        </w:rPr>
+        <w:t xml:space="preserve">        5</w:t>
+      </w:r>
+    </w:p>
+    <w:p>
+      <w:pPr>
+        <w:snapToGrid w:val="0"/>
+        <w:spacing w:after="0" w:line="240" w:lineRule="auto"/>
+        <w:rPr>
+          <w:sz w:val="20"/>
+          <w:szCs w:val="21"/>
+        </w:rPr>
+      </w:pPr>
+      <w:r>
+        <w:rPr>
+          <w:sz w:val="20"/>
+          <w:szCs w:val="21"/>
+        </w:rPr>
         <w:lastRenderedPageBreak/>
-        <w:t>普通 BST 如果插入顺序是：</w:t>
-      </w:r>
-    </w:p>
-    <w:p>
-      <w:pPr>
-        <w:snapToGrid w:val="0"/>
-        <w:spacing w:after="0" w:line="240" w:lineRule="auto"/>
-        <w:rPr>
-          <w:sz w:val="20"/>
-          <w:szCs w:val="21"/>
-        </w:rPr>
-      </w:pPr>
-      <w:r>
-        <w:rPr>
-          <w:sz w:val="20"/>
-          <w:szCs w:val="21"/>
-        </w:rPr>
-        <w:t>1, 2, 3, 4, 5</w:t>
-      </w:r>
-    </w:p>
-    <w:p>
-      <w:pPr>
-        <w:snapToGrid w:val="0"/>
-        <w:spacing w:after="0" w:line="240" w:lineRule="auto"/>
-        <w:rPr>
-          <w:sz w:val="20"/>
-          <w:szCs w:val="21"/>
-        </w:rPr>
-      </w:pPr>
-      <w:r>
-        <w:rPr>
-          <w:sz w:val="20"/>
-          <w:szCs w:val="21"/>
-        </w:rPr>
-        <w:t>会退化成链：</w:t>
-      </w:r>
-    </w:p>
-    <w:p>
-      <w:pPr>
-        <w:snapToGrid w:val="0"/>
-        <w:spacing w:after="0" w:line="240" w:lineRule="auto"/>
-        <w:rPr>
-          <w:sz w:val="20"/>
-          <w:szCs w:val="21"/>
-        </w:rPr>
-      </w:pPr>
-      <w:r>
-        <w:rPr>
-          <w:sz w:val="20"/>
-          <w:szCs w:val="21"/>
-        </w:rPr>
-        <w:t>1</w:t>
-      </w:r>
-    </w:p>
-    <w:p>
-      <w:pPr>
-        <w:snapToGrid w:val="0"/>
-        <w:spacing w:after="0" w:line="240" w:lineRule="auto"/>
-        <w:rPr>
-          <w:sz w:val="20"/>
-          <w:szCs w:val="21"/>
-        </w:rPr>
-      </w:pPr>
-      <w:r>
-        <w:rPr>
-          <w:sz w:val="20"/>
-          <w:szCs w:val="21"/>
-        </w:rPr>
-        <w:t xml:space="preserve"> \</w:t>
-      </w:r>
-    </w:p>
-    <w:p>
-      <w:pPr>
-        <w:snapToGrid w:val="0"/>
-        <w:spacing w:after="0" w:line="240" w:lineRule="auto"/>
-        <w:rPr>
-          <w:sz w:val="20"/>
-          <w:szCs w:val="21"/>
-        </w:rPr>
-      </w:pPr>
-      <w:r>
-        <w:rPr>
-          <w:sz w:val="20"/>
-          <w:szCs w:val="21"/>
-        </w:rPr>
-        <w:t xml:space="preserve">  2</w:t>
-      </w:r>
-    </w:p>
-    <w:p>
-      <w:pPr>
-        <w:snapToGrid w:val="0"/>
-        <w:spacing w:after="0" w:line="240" w:lineRule="auto"/>
-        <w:rPr>
-          <w:sz w:val="20"/>
-          <w:szCs w:val="21"/>
-        </w:rPr>
-      </w:pPr>
-      <w:r>
-        <w:rPr>
-          <w:sz w:val="20"/>
-          <w:szCs w:val="21"/>
-        </w:rPr>
-        <w:t xml:space="preserve">   \</w:t>
-      </w:r>
-    </w:p>
-    <w:p>
-      <w:pPr>
-        <w:snapToGrid w:val="0"/>
-        <w:spacing w:after="0" w:line="240" w:lineRule="auto"/>
-        <w:rPr>
-          <w:sz w:val="20"/>
-          <w:szCs w:val="21"/>
-        </w:rPr>
-      </w:pPr>
-      <w:r>
-        <w:rPr>
-          <w:sz w:val="20"/>
-          <w:szCs w:val="21"/>
-        </w:rPr>
-        <w:t xml:space="preserve">    3</w:t>
-      </w:r>
-    </w:p>
-    <w:p>
-      <w:pPr>
-        <w:snapToGrid w:val="0"/>
-        <w:spacing w:after="0" w:line="240" w:lineRule="auto"/>
-        <w:rPr>
-          <w:sz w:val="20"/>
-          <w:szCs w:val="21"/>
-        </w:rPr>
-      </w:pPr>
-      <w:r>
-        <w:rPr>
-          <w:sz w:val="20"/>
-          <w:szCs w:val="21"/>
-        </w:rPr>
-        <w:t xml:space="preserve">     \</w:t>
-      </w:r>
-    </w:p>
-    <w:p>
-      <w:pPr>
-        <w:snapToGrid w:val="0"/>
-        <w:spacing w:after="0" w:line="240" w:lineRule="auto"/>
-        <w:rPr>
-          <w:sz w:val="20"/>
-          <w:szCs w:val="21"/>
-        </w:rPr>
-      </w:pPr>
-      <w:r>
-        <w:rPr>
-          <w:sz w:val="20"/>
-          <w:szCs w:val="21"/>
-        </w:rPr>
-        <w:t xml:space="preserve">      4</w:t>
-      </w:r>
-    </w:p>
-    <w:p>
-      <w:pPr>
-        <w:snapToGrid w:val="0"/>
-        <w:spacing w:after="0" w:line="240" w:lineRule="auto"/>
-        <w:rPr>
-          <w:sz w:val="20"/>
-          <w:szCs w:val="21"/>
-        </w:rPr>
-      </w:pPr>
-      <w:r>
-        <w:rPr>
-          <w:sz w:val="20"/>
-          <w:szCs w:val="21"/>
-        </w:rPr>
-        <w:t xml:space="preserve">       \</w:t>
-      </w:r>
-    </w:p>
-    <w:p>
-      <w:pPr>
-        <w:snapToGrid w:val="0"/>
-        <w:spacing w:after="0" w:line="240" w:lineRule="auto"/>
-        <w:rPr>
-          <w:sz w:val="20"/>
-          <w:szCs w:val="21"/>
-        </w:rPr>
-      </w:pPr>
-      <w:r>
-        <w:rPr>
-          <w:sz w:val="20"/>
-          <w:szCs w:val="21"/>
-        </w:rPr>
-        <w:t xml:space="preserve">        5</w:t>
-      </w:r>
-    </w:p>
-    <w:p>
-      <w:pPr>
-        <w:snapToGrid w:val="0"/>
-        <w:spacing w:after="0" w:line="240" w:lineRule="auto"/>
-        <w:rPr>
-          <w:sz w:val="20"/>
-          <w:szCs w:val="21"/>
-        </w:rPr>
-      </w:pPr>
-      <w:r>
-        <w:rPr>
-          <w:sz w:val="20"/>
-          <w:szCs w:val="21"/>
-        </w:rPr>
         <w:t>操作变成 O(n)。</w:t>
       </w:r>
     </w:p>
@@ -37650,7 +37647,6 @@
           <w:sz w:val="20"/>
           <w:szCs w:val="21"/>
         </w:rPr>
-        <w:lastRenderedPageBreak/>
         <w:t>单点修改只会影响从根到叶子的一条路径。</w:t>
       </w:r>
       <w:r>
@@ -38203,7 +38199,6 @@
           <w:sz w:val="20"/>
           <w:szCs w:val="21"/>
         </w:rPr>
-        <w:lastRenderedPageBreak/>
         <w:t>树状数组</w:t>
       </w:r>
     </w:p>
@@ -38407,6 +38402,7 @@
           <w:sz w:val="20"/>
           <w:szCs w:val="21"/>
         </w:rPr>
+        <w:lastRenderedPageBreak/>
         <w:t>可持久化线段树</w:t>
       </w:r>
     </w:p>
@@ -38769,7 +38765,6 @@
           <w:sz w:val="20"/>
           <w:szCs w:val="21"/>
         </w:rPr>
-        <w:lastRenderedPageBreak/>
         <w:t>ST 表</w:t>
       </w:r>
     </w:p>
@@ -39257,141 +39252,141 @@
           <w:sz w:val="20"/>
           <w:szCs w:val="21"/>
         </w:rPr>
+        <w:t>然后自然就能定位数据结构。</w:t>
+      </w:r>
+    </w:p>
+    <w:p>
+      <w:pPr>
+        <w:snapToGrid w:val="0"/>
+        <w:spacing w:after="0" w:line="240" w:lineRule="auto"/>
+        <w:rPr>
+          <w:sz w:val="20"/>
+          <w:szCs w:val="21"/>
+        </w:rPr>
+      </w:pPr>
+      <w:r>
+        <w:rPr>
+          <w:sz w:val="20"/>
+          <w:szCs w:val="21"/>
+        </w:rPr>
+        <w:t>你现在最值得花大力气吃透的是：</w:t>
+      </w:r>
+    </w:p>
+    <w:p>
+      <w:pPr>
+        <w:snapToGrid w:val="0"/>
+        <w:spacing w:after="0" w:line="240" w:lineRule="auto"/>
+        <w:rPr>
+          <w:sz w:val="20"/>
+          <w:szCs w:val="21"/>
+        </w:rPr>
+      </w:pPr>
+      <w:r>
+        <w:rPr>
+          <w:sz w:val="20"/>
+          <w:szCs w:val="21"/>
+        </w:rPr>
+        <w:t xml:space="preserve">树状数组：理解 </w:t>
+      </w:r>
+      <w:proofErr w:type="spellStart"/>
+      <w:r>
+        <w:rPr>
+          <w:sz w:val="20"/>
+          <w:szCs w:val="21"/>
+        </w:rPr>
+        <w:t>lowbit</w:t>
+      </w:r>
+      <w:proofErr w:type="spellEnd"/>
+      <w:r>
+        <w:rPr>
+          <w:sz w:val="20"/>
+          <w:szCs w:val="21"/>
+        </w:rPr>
+        <w:t xml:space="preserve"> 和前缀拆分</w:t>
+      </w:r>
+    </w:p>
+    <w:p>
+      <w:pPr>
+        <w:snapToGrid w:val="0"/>
+        <w:spacing w:after="0" w:line="240" w:lineRule="auto"/>
+        <w:rPr>
+          <w:sz w:val="20"/>
+          <w:szCs w:val="21"/>
+        </w:rPr>
+      </w:pPr>
+      <w:r>
+        <w:rPr>
+          <w:sz w:val="20"/>
+          <w:szCs w:val="21"/>
+        </w:rPr>
+        <w:t>线段树：理解区间递归分治和 lazy</w:t>
+      </w:r>
+    </w:p>
+    <w:p>
+      <w:pPr>
+        <w:snapToGrid w:val="0"/>
+        <w:spacing w:after="0" w:line="240" w:lineRule="auto"/>
+        <w:rPr>
+          <w:sz w:val="20"/>
+          <w:szCs w:val="21"/>
+        </w:rPr>
+      </w:pPr>
+      <w:r>
+        <w:rPr>
+          <w:sz w:val="20"/>
+          <w:szCs w:val="21"/>
+        </w:rPr>
+        <w:t>ST 表：理解倍增和</w:t>
+      </w:r>
+      <w:proofErr w:type="gramStart"/>
+      <w:r>
+        <w:rPr>
+          <w:sz w:val="20"/>
+          <w:szCs w:val="21"/>
+        </w:rPr>
+        <w:t>可</w:t>
+      </w:r>
+      <w:proofErr w:type="gramEnd"/>
+      <w:r>
+        <w:rPr>
+          <w:sz w:val="20"/>
+          <w:szCs w:val="21"/>
+        </w:rPr>
+        <w:t>重复贡献</w:t>
+      </w:r>
+    </w:p>
+    <w:p>
+      <w:pPr>
+        <w:snapToGrid w:val="0"/>
+        <w:spacing w:after="0" w:line="240" w:lineRule="auto"/>
+        <w:rPr>
+          <w:sz w:val="20"/>
+          <w:szCs w:val="21"/>
+        </w:rPr>
+      </w:pPr>
+      <w:r>
+        <w:rPr>
+          <w:sz w:val="20"/>
+          <w:szCs w:val="21"/>
+        </w:rPr>
+        <w:t>并查集：理解集合代表元和路径压缩</w:t>
+      </w:r>
+    </w:p>
+    <w:p>
+      <w:pPr>
+        <w:snapToGrid w:val="0"/>
+        <w:spacing w:after="0" w:line="240" w:lineRule="auto"/>
+        <w:rPr>
+          <w:sz w:val="20"/>
+          <w:szCs w:val="21"/>
+        </w:rPr>
+      </w:pPr>
+      <w:r>
+        <w:rPr>
+          <w:sz w:val="20"/>
+          <w:szCs w:val="21"/>
+        </w:rPr>
         <w:lastRenderedPageBreak/>
-        <w:t>然后自然就能定位数据结构。</w:t>
-      </w:r>
-    </w:p>
-    <w:p>
-      <w:pPr>
-        <w:snapToGrid w:val="0"/>
-        <w:spacing w:after="0" w:line="240" w:lineRule="auto"/>
-        <w:rPr>
-          <w:sz w:val="20"/>
-          <w:szCs w:val="21"/>
-        </w:rPr>
-      </w:pPr>
-      <w:r>
-        <w:rPr>
-          <w:sz w:val="20"/>
-          <w:szCs w:val="21"/>
-        </w:rPr>
-        <w:t>你现在最值得花大力气吃透的是：</w:t>
-      </w:r>
-    </w:p>
-    <w:p>
-      <w:pPr>
-        <w:snapToGrid w:val="0"/>
-        <w:spacing w:after="0" w:line="240" w:lineRule="auto"/>
-        <w:rPr>
-          <w:sz w:val="20"/>
-          <w:szCs w:val="21"/>
-        </w:rPr>
-      </w:pPr>
-      <w:r>
-        <w:rPr>
-          <w:sz w:val="20"/>
-          <w:szCs w:val="21"/>
-        </w:rPr>
-        <w:t xml:space="preserve">树状数组：理解 </w:t>
-      </w:r>
-      <w:proofErr w:type="spellStart"/>
-      <w:r>
-        <w:rPr>
-          <w:sz w:val="20"/>
-          <w:szCs w:val="21"/>
-        </w:rPr>
-        <w:t>lowbit</w:t>
-      </w:r>
-      <w:proofErr w:type="spellEnd"/>
-      <w:r>
-        <w:rPr>
-          <w:sz w:val="20"/>
-          <w:szCs w:val="21"/>
-        </w:rPr>
-        <w:t xml:space="preserve"> 和前缀拆分</w:t>
-      </w:r>
-    </w:p>
-    <w:p>
-      <w:pPr>
-        <w:snapToGrid w:val="0"/>
-        <w:spacing w:after="0" w:line="240" w:lineRule="auto"/>
-        <w:rPr>
-          <w:sz w:val="20"/>
-          <w:szCs w:val="21"/>
-        </w:rPr>
-      </w:pPr>
-      <w:r>
-        <w:rPr>
-          <w:sz w:val="20"/>
-          <w:szCs w:val="21"/>
-        </w:rPr>
-        <w:t>线段树：理解区间递归分治和 lazy</w:t>
-      </w:r>
-    </w:p>
-    <w:p>
-      <w:pPr>
-        <w:snapToGrid w:val="0"/>
-        <w:spacing w:after="0" w:line="240" w:lineRule="auto"/>
-        <w:rPr>
-          <w:sz w:val="20"/>
-          <w:szCs w:val="21"/>
-        </w:rPr>
-      </w:pPr>
-      <w:r>
-        <w:rPr>
-          <w:sz w:val="20"/>
-          <w:szCs w:val="21"/>
-        </w:rPr>
-        <w:t>ST 表：理解倍增和</w:t>
-      </w:r>
-      <w:proofErr w:type="gramStart"/>
-      <w:r>
-        <w:rPr>
-          <w:sz w:val="20"/>
-          <w:szCs w:val="21"/>
-        </w:rPr>
-        <w:t>可</w:t>
-      </w:r>
-      <w:proofErr w:type="gramEnd"/>
-      <w:r>
-        <w:rPr>
-          <w:sz w:val="20"/>
-          <w:szCs w:val="21"/>
-        </w:rPr>
-        <w:t>重复贡献</w:t>
-      </w:r>
-    </w:p>
-    <w:p>
-      <w:pPr>
-        <w:snapToGrid w:val="0"/>
-        <w:spacing w:after="0" w:line="240" w:lineRule="auto"/>
-        <w:rPr>
-          <w:sz w:val="20"/>
-          <w:szCs w:val="21"/>
-        </w:rPr>
-      </w:pPr>
-      <w:r>
-        <w:rPr>
-          <w:sz w:val="20"/>
-          <w:szCs w:val="21"/>
-        </w:rPr>
-        <w:t>并查集：理解集合代表元和路径压缩</w:t>
-      </w:r>
-    </w:p>
-    <w:p>
-      <w:pPr>
-        <w:snapToGrid w:val="0"/>
-        <w:spacing w:after="0" w:line="240" w:lineRule="auto"/>
-        <w:rPr>
-          <w:sz w:val="20"/>
-          <w:szCs w:val="21"/>
-        </w:rPr>
-      </w:pPr>
-      <w:r>
-        <w:rPr>
-          <w:sz w:val="20"/>
-          <w:szCs w:val="21"/>
-        </w:rPr>
         <w:t>邻接表：理解图的真实边存储</w:t>
       </w:r>
     </w:p>
@@ -39686,7 +39681,6 @@
           <w:sz w:val="20"/>
           <w:szCs w:val="21"/>
         </w:rPr>
-        <w:lastRenderedPageBreak/>
         <w:t>算法竞赛里的数据结构，大多数都在做一件事：</w:t>
       </w:r>
     </w:p>
@@ -40277,58 +40271,58 @@
           <w:sz w:val="20"/>
           <w:szCs w:val="21"/>
         </w:rPr>
+        <w:t>考虑：</w:t>
+      </w:r>
+    </w:p>
+    <w:p>
+      <w:pPr>
+        <w:snapToGrid w:val="0"/>
+        <w:spacing w:after="0" w:line="240" w:lineRule="auto"/>
+        <w:rPr>
+          <w:sz w:val="20"/>
+          <w:szCs w:val="21"/>
+        </w:rPr>
+      </w:pPr>
+      <w:r>
+        <w:rPr>
+          <w:sz w:val="20"/>
+          <w:szCs w:val="21"/>
+        </w:rPr>
+        <w:t>前缀和、差分、树状数组、线段树、ST 表</w:t>
+      </w:r>
+    </w:p>
+    <w:p>
+      <w:pPr>
+        <w:snapToGrid w:val="0"/>
+        <w:spacing w:after="0" w:line="240" w:lineRule="auto"/>
+        <w:rPr>
+          <w:sz w:val="20"/>
+          <w:szCs w:val="21"/>
+        </w:rPr>
+      </w:pPr>
+      <w:r>
+        <w:rPr>
+          <w:sz w:val="20"/>
+          <w:szCs w:val="21"/>
+        </w:rPr>
+        <w:t>是集合关系？</w:t>
+      </w:r>
+    </w:p>
+    <w:p>
+      <w:pPr>
+        <w:snapToGrid w:val="0"/>
+        <w:spacing w:after="0" w:line="240" w:lineRule="auto"/>
+        <w:rPr>
+          <w:sz w:val="20"/>
+          <w:szCs w:val="21"/>
+        </w:rPr>
+      </w:pPr>
+      <w:r>
+        <w:rPr>
+          <w:sz w:val="20"/>
+          <w:szCs w:val="21"/>
+        </w:rPr>
         <w:lastRenderedPageBreak/>
-        <w:t>考虑：</w:t>
-      </w:r>
-    </w:p>
-    <w:p>
-      <w:pPr>
-        <w:snapToGrid w:val="0"/>
-        <w:spacing w:after="0" w:line="240" w:lineRule="auto"/>
-        <w:rPr>
-          <w:sz w:val="20"/>
-          <w:szCs w:val="21"/>
-        </w:rPr>
-      </w:pPr>
-      <w:r>
-        <w:rPr>
-          <w:sz w:val="20"/>
-          <w:szCs w:val="21"/>
-        </w:rPr>
-        <w:t>前缀和、差分、树状数组、线段树、ST 表</w:t>
-      </w:r>
-    </w:p>
-    <w:p>
-      <w:pPr>
-        <w:snapToGrid w:val="0"/>
-        <w:spacing w:after="0" w:line="240" w:lineRule="auto"/>
-        <w:rPr>
-          <w:sz w:val="20"/>
-          <w:szCs w:val="21"/>
-        </w:rPr>
-      </w:pPr>
-      <w:r>
-        <w:rPr>
-          <w:sz w:val="20"/>
-          <w:szCs w:val="21"/>
-        </w:rPr>
-        <w:t>是集合关系？</w:t>
-      </w:r>
-    </w:p>
-    <w:p>
-      <w:pPr>
-        <w:snapToGrid w:val="0"/>
-        <w:spacing w:after="0" w:line="240" w:lineRule="auto"/>
-        <w:rPr>
-          <w:sz w:val="20"/>
-          <w:szCs w:val="21"/>
-        </w:rPr>
-      </w:pPr>
-      <w:r>
-        <w:rPr>
-          <w:sz w:val="20"/>
-          <w:szCs w:val="21"/>
-        </w:rPr>
         <w:t>合并、连通、是否同组</w:t>
       </w:r>
     </w:p>
@@ -40754,7 +40748,6 @@
           <w:sz w:val="20"/>
           <w:szCs w:val="21"/>
         </w:rPr>
-        <w:lastRenderedPageBreak/>
         <w:t>树状数组、线段树、平衡树、并查集</w:t>
       </w:r>
     </w:p>
@@ -41882,7 +41875,6 @@
           <w:sz w:val="20"/>
           <w:szCs w:val="21"/>
         </w:rPr>
-        <w:lastRenderedPageBreak/>
         <w:t>看到：</w:t>
       </w:r>
     </w:p>
@@ -42509,7 +42501,6 @@
           <w:sz w:val="20"/>
           <w:szCs w:val="21"/>
         </w:rPr>
-        <w:lastRenderedPageBreak/>
         <w:t xml:space="preserve">        if </w:t>
       </w:r>
       <w:proofErr w:type="gramStart"/>
@@ -43186,7 +43177,6 @@
           <w:sz w:val="20"/>
           <w:szCs w:val="21"/>
         </w:rPr>
-        <w:lastRenderedPageBreak/>
         <w:t xml:space="preserve">LCA 题本质是在树上处理祖先关系。树也是图，n </w:t>
       </w:r>
       <w:proofErr w:type="gramStart"/>
@@ -43750,6 +43740,7 @@
           <w:sz w:val="20"/>
           <w:szCs w:val="21"/>
         </w:rPr>
+        <w:lastRenderedPageBreak/>
         <w:t>1. 为什么需要并查集？</w:t>
       </w:r>
     </w:p>
@@ -43844,7 +43835,6 @@
           <w:sz w:val="20"/>
           <w:szCs w:val="21"/>
         </w:rPr>
-        <w:lastRenderedPageBreak/>
         <w:t>1 和 2 合并</w:t>
       </w:r>
     </w:p>
@@ -44404,7 +44394,6 @@
           <w:sz w:val="20"/>
           <w:szCs w:val="21"/>
         </w:rPr>
-        <w:lastRenderedPageBreak/>
         <w:t>1, 2, 3 属于同一集合</w:t>
       </w:r>
     </w:p>
@@ -44774,6 +44763,7 @@
           <w:sz w:val="20"/>
           <w:szCs w:val="21"/>
         </w:rPr>
+        <w:lastRenderedPageBreak/>
         <w:t>查 5 的根要跳 4 次。</w:t>
       </w:r>
     </w:p>
@@ -44926,7 +44916,6 @@
           <w:sz w:val="20"/>
           <w:szCs w:val="21"/>
         </w:rPr>
-        <w:lastRenderedPageBreak/>
         <w:t>再把沿途节点直接挂到根上</w:t>
       </w:r>
     </w:p>
@@ -45620,7 +45609,6 @@
           <w:sz w:val="20"/>
           <w:szCs w:val="21"/>
         </w:rPr>
-        <w:lastRenderedPageBreak/>
         <w:t xml:space="preserve">else </w:t>
       </w:r>
       <w:proofErr w:type="spellStart"/>
@@ -46114,6 +46102,7 @@
           <w:sz w:val="20"/>
           <w:szCs w:val="21"/>
         </w:rPr>
+        <w:lastRenderedPageBreak/>
         <w:t xml:space="preserve">    </w:t>
       </w:r>
       <w:proofErr w:type="spellStart"/>
@@ -46385,7 +46374,6 @@
           <w:sz w:val="20"/>
           <w:szCs w:val="21"/>
         </w:rPr>
-        <w:lastRenderedPageBreak/>
         <w:t>不擅长：</w:t>
       </w:r>
     </w:p>
@@ -46964,7 +46952,6 @@
           <w:sz w:val="20"/>
           <w:szCs w:val="21"/>
         </w:rPr>
-        <w:lastRenderedPageBreak/>
         <w:t>8. 例题 3：P1967 货车运输</w:t>
       </w:r>
     </w:p>
@@ -47248,6 +47235,7 @@
           <w:sz w:val="20"/>
           <w:szCs w:val="21"/>
         </w:rPr>
+        <w:lastRenderedPageBreak/>
         <w:t>五、树状数组：把“前缀和”做成可修改结构</w:t>
       </w:r>
     </w:p>
@@ -47557,7 +47545,6 @@
           <w:sz w:val="20"/>
           <w:szCs w:val="21"/>
         </w:rPr>
-        <w:lastRenderedPageBreak/>
         <w:t>2. 树状数组第一层原理：tree[</w:t>
       </w:r>
       <w:proofErr w:type="spellStart"/>
@@ -48260,7 +48247,6 @@
           <w:sz w:val="20"/>
           <w:szCs w:val="21"/>
         </w:rPr>
-        <w:lastRenderedPageBreak/>
         <w:t>tree[</w:t>
       </w:r>
       <w:proofErr w:type="gramEnd"/>
@@ -48497,6 +48483,7 @@
           <w:sz w:val="20"/>
           <w:szCs w:val="21"/>
         </w:rPr>
+        <w:lastRenderedPageBreak/>
         <w:t xml:space="preserve">x += </w:t>
       </w:r>
       <w:proofErr w:type="spellStart"/>
@@ -48844,7 +48831,6 @@
           <w:sz w:val="20"/>
           <w:szCs w:val="21"/>
         </w:rPr>
-        <w:lastRenderedPageBreak/>
         <w:t>1 x k：a[x] += k</w:t>
       </w:r>
     </w:p>
@@ -49517,7 +49503,6 @@
           <w:sz w:val="20"/>
           <w:szCs w:val="21"/>
         </w:rPr>
-        <w:lastRenderedPageBreak/>
         <w:t xml:space="preserve">query(r) - </w:t>
       </w:r>
       <w:proofErr w:type="gramStart"/>
@@ -49663,6 +49648,7 @@
           <w:sz w:val="20"/>
           <w:szCs w:val="21"/>
         </w:rPr>
+        <w:lastRenderedPageBreak/>
         <w:t>P3368 要求支持区间加和单点查询。(</w:t>
       </w:r>
       <w:hyperlink r:id="rId27" w:tooltip="P3368 【模板】树状数组2" w:history="1">
@@ -50136,7 +50122,6 @@
           <w:sz w:val="20"/>
           <w:szCs w:val="21"/>
         </w:rPr>
-        <w:lastRenderedPageBreak/>
         <w:t>正好树状数组能做。</w:t>
       </w:r>
     </w:p>
@@ -50892,7 +50877,6 @@
           <w:sz w:val="20"/>
           <w:szCs w:val="21"/>
         </w:rPr>
-        <w:lastRenderedPageBreak/>
         <w:t>b[</w:t>
       </w:r>
       <w:proofErr w:type="spellStart"/>
@@ -50981,6 +50965,7 @@
           <w:sz w:val="20"/>
           <w:szCs w:val="21"/>
         </w:rPr>
+        <w:lastRenderedPageBreak/>
         <w:t>把</w:t>
       </w:r>
       <w:proofErr w:type="gramStart"/>
@@ -51538,7 +51523,6 @@
           <w:sz w:val="20"/>
           <w:szCs w:val="21"/>
         </w:rPr>
-        <w:lastRenderedPageBreak/>
         <w:t>暴力每次扫区间会慢。</w:t>
       </w:r>
     </w:p>
@@ -52383,7 +52367,6 @@
           <w:sz w:val="20"/>
           <w:szCs w:val="21"/>
         </w:rPr>
-        <w:lastRenderedPageBreak/>
         <w:pict w14:anchorId="1035D1A4">
           <v:rect id="_x0000_i1075" style="width:0;height:1.5pt" o:hralign="center" o:hrstd="t" o:hr="t" fillcolor="#a0a0a0" stroked="f"/>
         </w:pict>
@@ -52407,6 +52390,7 @@
           <w:sz w:val="20"/>
           <w:szCs w:val="21"/>
         </w:rPr>
+        <w:lastRenderedPageBreak/>
         <w:t>4. 第三层原理：为什么查询 O(1)？</w:t>
       </w:r>
     </w:p>
@@ -53003,7 +52987,6 @@
           <w:sz w:val="20"/>
           <w:szCs w:val="21"/>
         </w:rPr>
-        <w:lastRenderedPageBreak/>
         <w:t>因为：</w:t>
       </w:r>
     </w:p>
@@ -53834,6 +53817,7 @@
           <w:sz w:val="20"/>
           <w:szCs w:val="21"/>
         </w:rPr>
+        <w:lastRenderedPageBreak/>
         <w:t xml:space="preserve">    }</w:t>
       </w:r>
     </w:p>
@@ -53868,7 +53852,6 @@
           <w:sz w:val="20"/>
           <w:szCs w:val="21"/>
         </w:rPr>
-        <w:lastRenderedPageBreak/>
         <w:t>查询：</w:t>
       </w:r>
     </w:p>
@@ -54670,7 +54653,6 @@
           <w:sz w:val="20"/>
           <w:szCs w:val="21"/>
         </w:rPr>
-        <w:lastRenderedPageBreak/>
         <w:t>分别维护最大值、最小值。</w:t>
       </w:r>
     </w:p>
@@ -55480,6 +55462,7 @@
           <w:sz w:val="20"/>
           <w:szCs w:val="21"/>
         </w:rPr>
+        <w:lastRenderedPageBreak/>
         <w:t>树状数组强在：</w:t>
       </w:r>
     </w:p>
@@ -55565,7 +55548,6 @@
           <w:sz w:val="20"/>
           <w:szCs w:val="21"/>
         </w:rPr>
-        <w:lastRenderedPageBreak/>
         <w:t>区间赋值 + 区间最大值</w:t>
       </w:r>
     </w:p>
@@ -56155,7 +56137,6 @@
           <w:sz w:val="20"/>
           <w:szCs w:val="21"/>
         </w:rPr>
-        <w:lastRenderedPageBreak/>
         <w:t>[L, R] 完全覆盖 [l, r]</w:t>
       </w:r>
     </w:p>
@@ -56524,6 +56505,7 @@
           <w:sz w:val="20"/>
           <w:szCs w:val="21"/>
         </w:rPr>
+        <w:lastRenderedPageBreak/>
         <w:t>现在只</w:t>
       </w:r>
       <w:proofErr w:type="gramStart"/>
@@ -56700,7 +56682,6 @@
           <w:sz w:val="20"/>
           <w:szCs w:val="21"/>
         </w:rPr>
-        <w:lastRenderedPageBreak/>
         <w:t>此时左右儿子的 sum 还没变。</w:t>
       </w:r>
     </w:p>
@@ -57328,25 +57309,422 @@
           <w:sz w:val="20"/>
           <w:szCs w:val="21"/>
         </w:rPr>
+        <w:t>这一步的数学含义是：</w:t>
+      </w:r>
+    </w:p>
+    <w:p>
+      <w:pPr>
+        <w:snapToGrid w:val="0"/>
+        <w:spacing w:after="0" w:line="240" w:lineRule="auto"/>
+        <w:rPr>
+          <w:sz w:val="20"/>
+          <w:szCs w:val="21"/>
+        </w:rPr>
+      </w:pPr>
+      <w:r>
+        <w:rPr>
+          <w:sz w:val="20"/>
+          <w:szCs w:val="21"/>
+        </w:rPr>
+        <w:t xml:space="preserve">当前区间长度为 </w:t>
+      </w:r>
+      <w:proofErr w:type="spellStart"/>
+      <w:r>
+        <w:rPr>
+          <w:sz w:val="20"/>
+          <w:szCs w:val="21"/>
+        </w:rPr>
+        <w:t>len</w:t>
+      </w:r>
+      <w:proofErr w:type="spellEnd"/>
+    </w:p>
+    <w:p>
+      <w:pPr>
+        <w:snapToGrid w:val="0"/>
+        <w:spacing w:after="0" w:line="240" w:lineRule="auto"/>
+        <w:rPr>
+          <w:sz w:val="20"/>
+          <w:szCs w:val="21"/>
+        </w:rPr>
+      </w:pPr>
+      <w:proofErr w:type="gramStart"/>
+      <w:r>
+        <w:rPr>
+          <w:sz w:val="20"/>
+          <w:szCs w:val="21"/>
+        </w:rPr>
+        <w:t>每个数</w:t>
+      </w:r>
+      <w:proofErr w:type="gramEnd"/>
+      <w:r>
+        <w:rPr>
+          <w:sz w:val="20"/>
+          <w:szCs w:val="21"/>
+        </w:rPr>
+        <w:t>加 k</w:t>
+      </w:r>
+    </w:p>
+    <w:p>
+      <w:pPr>
+        <w:snapToGrid w:val="0"/>
+        <w:spacing w:after="0" w:line="240" w:lineRule="auto"/>
+        <w:rPr>
+          <w:sz w:val="20"/>
+          <w:szCs w:val="21"/>
+        </w:rPr>
+      </w:pPr>
+      <w:r>
+        <w:rPr>
+          <w:sz w:val="20"/>
+          <w:szCs w:val="21"/>
+        </w:rPr>
+        <w:t xml:space="preserve">总和增加 </w:t>
+      </w:r>
+      <w:proofErr w:type="spellStart"/>
+      <w:r>
+        <w:rPr>
+          <w:sz w:val="20"/>
+          <w:szCs w:val="21"/>
+        </w:rPr>
+        <w:t>len</w:t>
+      </w:r>
+      <w:proofErr w:type="spellEnd"/>
+      <w:r>
+        <w:rPr>
+          <w:sz w:val="20"/>
+          <w:szCs w:val="21"/>
+        </w:rPr>
+        <w:t xml:space="preserve"> * k</w:t>
+      </w:r>
+    </w:p>
+    <w:p>
+      <w:pPr>
+        <w:snapToGrid w:val="0"/>
+        <w:spacing w:after="0" w:line="240" w:lineRule="auto"/>
+        <w:rPr>
+          <w:sz w:val="20"/>
+          <w:szCs w:val="21"/>
+        </w:rPr>
+      </w:pPr>
+      <w:r>
+        <w:rPr>
+          <w:sz w:val="20"/>
+          <w:szCs w:val="21"/>
+        </w:rPr>
+        <w:t xml:space="preserve">void </w:t>
+      </w:r>
+      <w:proofErr w:type="spellStart"/>
+      <w:r>
+        <w:rPr>
+          <w:sz w:val="20"/>
+          <w:szCs w:val="21"/>
+        </w:rPr>
+        <w:t>push_</w:t>
+      </w:r>
+      <w:proofErr w:type="gramStart"/>
+      <w:r>
+        <w:rPr>
+          <w:sz w:val="20"/>
+          <w:szCs w:val="21"/>
+        </w:rPr>
+        <w:t>down</w:t>
+      </w:r>
+      <w:proofErr w:type="spellEnd"/>
+      <w:r>
+        <w:rPr>
+          <w:sz w:val="20"/>
+          <w:szCs w:val="21"/>
+        </w:rPr>
+        <w:t>(</w:t>
+      </w:r>
+      <w:proofErr w:type="gramEnd"/>
+      <w:r>
+        <w:rPr>
+          <w:sz w:val="20"/>
+          <w:szCs w:val="21"/>
+        </w:rPr>
+        <w:t>int p, int l, int r) {</w:t>
+      </w:r>
+    </w:p>
+    <w:p>
+      <w:pPr>
+        <w:snapToGrid w:val="0"/>
+        <w:spacing w:after="0" w:line="240" w:lineRule="auto"/>
+        <w:rPr>
+          <w:sz w:val="20"/>
+          <w:szCs w:val="21"/>
+        </w:rPr>
+      </w:pPr>
+      <w:r>
+        <w:rPr>
+          <w:sz w:val="20"/>
+          <w:szCs w:val="21"/>
+        </w:rPr>
+        <w:t xml:space="preserve">    if (lazy[p] == 0) return;</w:t>
+      </w:r>
+    </w:p>
+    <w:p>
+      <w:pPr>
+        <w:snapToGrid w:val="0"/>
+        <w:spacing w:after="0" w:line="240" w:lineRule="auto"/>
+        <w:rPr>
+          <w:sz w:val="20"/>
+          <w:szCs w:val="21"/>
+        </w:rPr>
+      </w:pPr>
+    </w:p>
+    <w:p>
+      <w:pPr>
+        <w:snapToGrid w:val="0"/>
+        <w:spacing w:after="0" w:line="240" w:lineRule="auto"/>
+        <w:rPr>
+          <w:sz w:val="20"/>
+          <w:szCs w:val="21"/>
+        </w:rPr>
+      </w:pPr>
+      <w:r>
+        <w:rPr>
+          <w:sz w:val="20"/>
+          <w:szCs w:val="21"/>
+        </w:rPr>
+        <w:t xml:space="preserve">    int mid = (l + r) / 2;</w:t>
+      </w:r>
+    </w:p>
+    <w:p>
+      <w:pPr>
+        <w:snapToGrid w:val="0"/>
+        <w:spacing w:after="0" w:line="240" w:lineRule="auto"/>
+        <w:rPr>
+          <w:sz w:val="20"/>
+          <w:szCs w:val="21"/>
+        </w:rPr>
+      </w:pPr>
+    </w:p>
+    <w:p>
+      <w:pPr>
+        <w:snapToGrid w:val="0"/>
+        <w:spacing w:after="0" w:line="240" w:lineRule="auto"/>
+        <w:rPr>
+          <w:sz w:val="20"/>
+          <w:szCs w:val="21"/>
+        </w:rPr>
+      </w:pPr>
+      <w:r>
+        <w:rPr>
+          <w:sz w:val="20"/>
+          <w:szCs w:val="21"/>
+        </w:rPr>
+        <w:t xml:space="preserve">    </w:t>
+      </w:r>
+      <w:proofErr w:type="spellStart"/>
+      <w:r>
+        <w:rPr>
+          <w:sz w:val="20"/>
+          <w:szCs w:val="21"/>
+        </w:rPr>
+        <w:t>add_</w:t>
+      </w:r>
+      <w:proofErr w:type="gramStart"/>
+      <w:r>
+        <w:rPr>
+          <w:sz w:val="20"/>
+          <w:szCs w:val="21"/>
+        </w:rPr>
+        <w:t>tag</w:t>
+      </w:r>
+      <w:proofErr w:type="spellEnd"/>
+      <w:r>
+        <w:rPr>
+          <w:sz w:val="20"/>
+          <w:szCs w:val="21"/>
+        </w:rPr>
+        <w:t>(</w:t>
+      </w:r>
+      <w:proofErr w:type="gramEnd"/>
+      <w:r>
+        <w:rPr>
+          <w:sz w:val="20"/>
+          <w:szCs w:val="21"/>
+        </w:rPr>
+        <w:t>p * 2, l, mid, lazy[p]);</w:t>
+      </w:r>
+    </w:p>
+    <w:p>
+      <w:pPr>
+        <w:snapToGrid w:val="0"/>
+        <w:spacing w:after="0" w:line="240" w:lineRule="auto"/>
+        <w:rPr>
+          <w:sz w:val="20"/>
+          <w:szCs w:val="21"/>
+        </w:rPr>
+      </w:pPr>
+      <w:r>
+        <w:rPr>
+          <w:sz w:val="20"/>
+          <w:szCs w:val="21"/>
+        </w:rPr>
+        <w:t xml:space="preserve">    </w:t>
+      </w:r>
+      <w:proofErr w:type="spellStart"/>
+      <w:r>
+        <w:rPr>
+          <w:sz w:val="20"/>
+          <w:szCs w:val="21"/>
+        </w:rPr>
+        <w:t>add_</w:t>
+      </w:r>
+      <w:proofErr w:type="gramStart"/>
+      <w:r>
+        <w:rPr>
+          <w:sz w:val="20"/>
+          <w:szCs w:val="21"/>
+        </w:rPr>
+        <w:t>tag</w:t>
+      </w:r>
+      <w:proofErr w:type="spellEnd"/>
+      <w:r>
+        <w:rPr>
+          <w:sz w:val="20"/>
+          <w:szCs w:val="21"/>
+        </w:rPr>
+        <w:t>(</w:t>
+      </w:r>
+      <w:proofErr w:type="gramEnd"/>
+      <w:r>
+        <w:rPr>
+          <w:sz w:val="20"/>
+          <w:szCs w:val="21"/>
+        </w:rPr>
+        <w:t>p * 2 + 1, mid + 1, r, lazy[p]);</w:t>
+      </w:r>
+    </w:p>
+    <w:p>
+      <w:pPr>
+        <w:snapToGrid w:val="0"/>
+        <w:spacing w:after="0" w:line="240" w:lineRule="auto"/>
+        <w:rPr>
+          <w:sz w:val="20"/>
+          <w:szCs w:val="21"/>
+        </w:rPr>
+      </w:pPr>
+    </w:p>
+    <w:p>
+      <w:pPr>
+        <w:snapToGrid w:val="0"/>
+        <w:spacing w:after="0" w:line="240" w:lineRule="auto"/>
+        <w:rPr>
+          <w:sz w:val="20"/>
+          <w:szCs w:val="21"/>
+        </w:rPr>
+      </w:pPr>
+      <w:r>
+        <w:rPr>
+          <w:sz w:val="20"/>
+          <w:szCs w:val="21"/>
+        </w:rPr>
+        <w:t xml:space="preserve">    lazy[p] = 0;</w:t>
+      </w:r>
+    </w:p>
+    <w:p>
+      <w:pPr>
+        <w:snapToGrid w:val="0"/>
+        <w:spacing w:after="0" w:line="240" w:lineRule="auto"/>
+        <w:rPr>
+          <w:sz w:val="20"/>
+          <w:szCs w:val="21"/>
+        </w:rPr>
+      </w:pPr>
+      <w:r>
+        <w:rPr>
+          <w:sz w:val="20"/>
+          <w:szCs w:val="21"/>
+        </w:rPr>
+        <w:t>}</w:t>
+      </w:r>
+    </w:p>
+    <w:p>
+      <w:pPr>
+        <w:snapToGrid w:val="0"/>
+        <w:spacing w:after="0" w:line="240" w:lineRule="auto"/>
+        <w:rPr>
+          <w:sz w:val="20"/>
+          <w:szCs w:val="21"/>
+        </w:rPr>
+      </w:pPr>
+      <w:r>
+        <w:rPr>
+          <w:sz w:val="20"/>
+          <w:szCs w:val="21"/>
+        </w:rPr>
+        <w:t>这一步的含义是：</w:t>
+      </w:r>
+    </w:p>
+    <w:p>
+      <w:pPr>
+        <w:snapToGrid w:val="0"/>
+        <w:spacing w:after="0" w:line="240" w:lineRule="auto"/>
+        <w:rPr>
+          <w:sz w:val="20"/>
+          <w:szCs w:val="21"/>
+        </w:rPr>
+      </w:pPr>
+      <w:r>
+        <w:rPr>
+          <w:sz w:val="20"/>
+          <w:szCs w:val="21"/>
+        </w:rPr>
+        <w:t>父亲之前欠儿子的修改，现在还给儿子</w:t>
+      </w:r>
+    </w:p>
+    <w:p>
+      <w:pPr>
+        <w:snapToGrid w:val="0"/>
+        <w:spacing w:after="0" w:line="240" w:lineRule="auto"/>
+        <w:rPr>
+          <w:sz w:val="20"/>
+          <w:szCs w:val="21"/>
+        </w:rPr>
+      </w:pPr>
+      <w:r>
+        <w:rPr>
+          <w:sz w:val="20"/>
+          <w:szCs w:val="21"/>
+        </w:rPr>
         <w:lastRenderedPageBreak/>
-        <w:t>这一步的数学含义是：</w:t>
-      </w:r>
-    </w:p>
-    <w:p>
-      <w:pPr>
-        <w:snapToGrid w:val="0"/>
-        <w:spacing w:after="0" w:line="240" w:lineRule="auto"/>
-        <w:rPr>
-          <w:sz w:val="20"/>
-          <w:szCs w:val="21"/>
-        </w:rPr>
-      </w:pPr>
-      <w:r>
-        <w:rPr>
-          <w:sz w:val="20"/>
-          <w:szCs w:val="21"/>
-        </w:rPr>
-        <w:t xml:space="preserve">当前区间长度为 </w:t>
+        <w:t>区间修改：</w:t>
+      </w:r>
+    </w:p>
+    <w:p>
+      <w:pPr>
+        <w:snapToGrid w:val="0"/>
+        <w:spacing w:after="0" w:line="240" w:lineRule="auto"/>
+        <w:rPr>
+          <w:sz w:val="20"/>
+          <w:szCs w:val="21"/>
+        </w:rPr>
+      </w:pPr>
+      <w:r>
+        <w:rPr>
+          <w:sz w:val="20"/>
+          <w:szCs w:val="21"/>
+        </w:rPr>
+        <w:t xml:space="preserve">void </w:t>
+      </w:r>
+      <w:proofErr w:type="gramStart"/>
+      <w:r>
+        <w:rPr>
+          <w:sz w:val="20"/>
+          <w:szCs w:val="21"/>
+        </w:rPr>
+        <w:t>update(</w:t>
+      </w:r>
+      <w:proofErr w:type="gramEnd"/>
+      <w:r>
+        <w:rPr>
+          <w:sz w:val="20"/>
+          <w:szCs w:val="21"/>
+        </w:rPr>
+        <w:t xml:space="preserve">int p, int l, int r, int L, int R, long </w:t>
       </w:r>
       <w:proofErr w:type="spellStart"/>
       <w:r>
@@ -57354,26 +57732,73 @@
           <w:sz w:val="20"/>
           <w:szCs w:val="21"/>
         </w:rPr>
-        <w:t>len</w:t>
+        <w:t>long</w:t>
       </w:r>
       <w:proofErr w:type="spellEnd"/>
-    </w:p>
-    <w:p>
-      <w:pPr>
-        <w:snapToGrid w:val="0"/>
-        <w:spacing w:after="0" w:line="240" w:lineRule="auto"/>
-        <w:rPr>
-          <w:sz w:val="20"/>
-          <w:szCs w:val="21"/>
-        </w:rPr>
-      </w:pPr>
+      <w:r>
+        <w:rPr>
+          <w:sz w:val="20"/>
+          <w:szCs w:val="21"/>
+        </w:rPr>
+        <w:t xml:space="preserve"> k) {</w:t>
+      </w:r>
+    </w:p>
+    <w:p>
+      <w:pPr>
+        <w:snapToGrid w:val="0"/>
+        <w:spacing w:after="0" w:line="240" w:lineRule="auto"/>
+        <w:rPr>
+          <w:sz w:val="20"/>
+          <w:szCs w:val="21"/>
+        </w:rPr>
+      </w:pPr>
+      <w:r>
+        <w:rPr>
+          <w:sz w:val="20"/>
+          <w:szCs w:val="21"/>
+        </w:rPr>
+        <w:t xml:space="preserve">    if (L &lt;= l &amp;&amp; r &lt;= R) {</w:t>
+      </w:r>
+    </w:p>
+    <w:p>
+      <w:pPr>
+        <w:snapToGrid w:val="0"/>
+        <w:spacing w:after="0" w:line="240" w:lineRule="auto"/>
+        <w:rPr>
+          <w:sz w:val="20"/>
+          <w:szCs w:val="21"/>
+        </w:rPr>
+      </w:pPr>
+      <w:r>
+        <w:rPr>
+          <w:sz w:val="20"/>
+          <w:szCs w:val="21"/>
+        </w:rPr>
+        <w:t xml:space="preserve">        </w:t>
+      </w:r>
+      <w:proofErr w:type="spellStart"/>
+      <w:r>
+        <w:rPr>
+          <w:sz w:val="20"/>
+          <w:szCs w:val="21"/>
+        </w:rPr>
+        <w:t>add_</w:t>
+      </w:r>
       <w:proofErr w:type="gramStart"/>
       <w:r>
         <w:rPr>
           <w:sz w:val="20"/>
           <w:szCs w:val="21"/>
         </w:rPr>
-        <w:t>每个数</w:t>
+        <w:t>tag</w:t>
+      </w:r>
+      <w:proofErr w:type="spellEnd"/>
+      <w:r>
+        <w:rPr>
+          <w:sz w:val="20"/>
+          <w:szCs w:val="21"/>
+        </w:rPr>
+        <w:t>(</w:t>
       </w:r>
       <w:proofErr w:type="gramEnd"/>
       <w:r>
@@ -57381,24 +57806,68 @@
           <w:sz w:val="20"/>
           <w:szCs w:val="21"/>
         </w:rPr>
-        <w:t>加 k</w:t>
-      </w:r>
-    </w:p>
-    <w:p>
-      <w:pPr>
-        <w:snapToGrid w:val="0"/>
-        <w:spacing w:after="0" w:line="240" w:lineRule="auto"/>
-        <w:rPr>
-          <w:sz w:val="20"/>
-          <w:szCs w:val="21"/>
-        </w:rPr>
-      </w:pPr>
-      <w:r>
-        <w:rPr>
-          <w:sz w:val="20"/>
-          <w:szCs w:val="21"/>
-        </w:rPr>
-        <w:t xml:space="preserve">总和增加 </w:t>
+        <w:t>p, l, r, k);</w:t>
+      </w:r>
+    </w:p>
+    <w:p>
+      <w:pPr>
+        <w:snapToGrid w:val="0"/>
+        <w:spacing w:after="0" w:line="240" w:lineRule="auto"/>
+        <w:rPr>
+          <w:sz w:val="20"/>
+          <w:szCs w:val="21"/>
+        </w:rPr>
+      </w:pPr>
+      <w:r>
+        <w:rPr>
+          <w:sz w:val="20"/>
+          <w:szCs w:val="21"/>
+        </w:rPr>
+        <w:t xml:space="preserve">        return;</w:t>
+      </w:r>
+    </w:p>
+    <w:p>
+      <w:pPr>
+        <w:snapToGrid w:val="0"/>
+        <w:spacing w:after="0" w:line="240" w:lineRule="auto"/>
+        <w:rPr>
+          <w:sz w:val="20"/>
+          <w:szCs w:val="21"/>
+        </w:rPr>
+      </w:pPr>
+      <w:r>
+        <w:rPr>
+          <w:sz w:val="20"/>
+          <w:szCs w:val="21"/>
+        </w:rPr>
+        <w:t xml:space="preserve">    }</w:t>
+      </w:r>
+    </w:p>
+    <w:p>
+      <w:pPr>
+        <w:snapToGrid w:val="0"/>
+        <w:spacing w:after="0" w:line="240" w:lineRule="auto"/>
+        <w:rPr>
+          <w:sz w:val="20"/>
+          <w:szCs w:val="21"/>
+        </w:rPr>
+      </w:pPr>
+    </w:p>
+    <w:p>
+      <w:pPr>
+        <w:snapToGrid w:val="0"/>
+        <w:spacing w:after="0" w:line="240" w:lineRule="auto"/>
+        <w:rPr>
+          <w:sz w:val="20"/>
+          <w:szCs w:val="21"/>
+        </w:rPr>
+      </w:pPr>
+      <w:r>
+        <w:rPr>
+          <w:sz w:val="20"/>
+          <w:szCs w:val="21"/>
+        </w:rPr>
+        <w:t xml:space="preserve">    </w:t>
       </w:r>
       <w:proofErr w:type="spellStart"/>
       <w:r>
@@ -57406,7 +57875,15 @@
           <w:sz w:val="20"/>
           <w:szCs w:val="21"/>
         </w:rPr>
-        <w:t>len</w:t>
+        <w:t>push_</w:t>
+      </w:r>
+      <w:proofErr w:type="gramStart"/>
+      <w:r>
+        <w:rPr>
+          <w:sz w:val="20"/>
+          <w:szCs w:val="21"/>
+        </w:rPr>
+        <w:t>down</w:t>
       </w:r>
       <w:proofErr w:type="spellEnd"/>
       <w:r>
@@ -57414,47 +57891,6 @@
           <w:sz w:val="20"/>
           <w:szCs w:val="21"/>
         </w:rPr>
-        <w:t xml:space="preserve"> * k</w:t>
-      </w:r>
-    </w:p>
-    <w:p>
-      <w:pPr>
-        <w:snapToGrid w:val="0"/>
-        <w:spacing w:after="0" w:line="240" w:lineRule="auto"/>
-        <w:rPr>
-          <w:sz w:val="20"/>
-          <w:szCs w:val="21"/>
-        </w:rPr>
-      </w:pPr>
-      <w:r>
-        <w:rPr>
-          <w:sz w:val="20"/>
-          <w:szCs w:val="21"/>
-        </w:rPr>
-        <w:t xml:space="preserve">void </w:t>
-      </w:r>
-      <w:proofErr w:type="spellStart"/>
-      <w:r>
-        <w:rPr>
-          <w:sz w:val="20"/>
-          <w:szCs w:val="21"/>
-        </w:rPr>
-        <w:t>push_</w:t>
-      </w:r>
-      <w:proofErr w:type="gramStart"/>
-      <w:r>
-        <w:rPr>
-          <w:sz w:val="20"/>
-          <w:szCs w:val="21"/>
-        </w:rPr>
-        <w:t>down</w:t>
-      </w:r>
-      <w:proofErr w:type="spellEnd"/>
-      <w:r>
-        <w:rPr>
-          <w:sz w:val="20"/>
-          <w:szCs w:val="21"/>
-        </w:rPr>
         <w:t>(</w:t>
       </w:r>
       <w:proofErr w:type="gramEnd"/>
@@ -57463,24 +57899,7 @@
           <w:sz w:val="20"/>
           <w:szCs w:val="21"/>
         </w:rPr>
-        <w:t>int p, int l, int r) {</w:t>
-      </w:r>
-    </w:p>
-    <w:p>
-      <w:pPr>
-        <w:snapToGrid w:val="0"/>
-        <w:spacing w:after="0" w:line="240" w:lineRule="auto"/>
-        <w:rPr>
-          <w:sz w:val="20"/>
-          <w:szCs w:val="21"/>
-        </w:rPr>
-      </w:pPr>
-      <w:r>
-        <w:rPr>
-          <w:sz w:val="20"/>
-          <w:szCs w:val="21"/>
-        </w:rPr>
-        <w:t xml:space="preserve">    if (lazy[p] == 0) return;</w:t>
+        <w:t>p, l, r);</w:t>
       </w:r>
     </w:p>
     <w:p>
@@ -57534,445 +57953,6 @@
           <w:sz w:val="20"/>
           <w:szCs w:val="21"/>
         </w:rPr>
-        <w:t xml:space="preserve">    </w:t>
-      </w:r>
-      <w:proofErr w:type="spellStart"/>
-      <w:r>
-        <w:rPr>
-          <w:sz w:val="20"/>
-          <w:szCs w:val="21"/>
-        </w:rPr>
-        <w:t>add_</w:t>
-      </w:r>
-      <w:proofErr w:type="gramStart"/>
-      <w:r>
-        <w:rPr>
-          <w:sz w:val="20"/>
-          <w:szCs w:val="21"/>
-        </w:rPr>
-        <w:t>tag</w:t>
-      </w:r>
-      <w:proofErr w:type="spellEnd"/>
-      <w:r>
-        <w:rPr>
-          <w:sz w:val="20"/>
-          <w:szCs w:val="21"/>
-        </w:rPr>
-        <w:t>(</w:t>
-      </w:r>
-      <w:proofErr w:type="gramEnd"/>
-      <w:r>
-        <w:rPr>
-          <w:sz w:val="20"/>
-          <w:szCs w:val="21"/>
-        </w:rPr>
-        <w:t>p * 2, l, mid, lazy[p]);</w:t>
-      </w:r>
-    </w:p>
-    <w:p>
-      <w:pPr>
-        <w:snapToGrid w:val="0"/>
-        <w:spacing w:after="0" w:line="240" w:lineRule="auto"/>
-        <w:rPr>
-          <w:sz w:val="20"/>
-          <w:szCs w:val="21"/>
-        </w:rPr>
-      </w:pPr>
-      <w:r>
-        <w:rPr>
-          <w:sz w:val="20"/>
-          <w:szCs w:val="21"/>
-        </w:rPr>
-        <w:t xml:space="preserve">    </w:t>
-      </w:r>
-      <w:proofErr w:type="spellStart"/>
-      <w:r>
-        <w:rPr>
-          <w:sz w:val="20"/>
-          <w:szCs w:val="21"/>
-        </w:rPr>
-        <w:t>add_</w:t>
-      </w:r>
-      <w:proofErr w:type="gramStart"/>
-      <w:r>
-        <w:rPr>
-          <w:sz w:val="20"/>
-          <w:szCs w:val="21"/>
-        </w:rPr>
-        <w:t>tag</w:t>
-      </w:r>
-      <w:proofErr w:type="spellEnd"/>
-      <w:r>
-        <w:rPr>
-          <w:sz w:val="20"/>
-          <w:szCs w:val="21"/>
-        </w:rPr>
-        <w:t>(</w:t>
-      </w:r>
-      <w:proofErr w:type="gramEnd"/>
-      <w:r>
-        <w:rPr>
-          <w:sz w:val="20"/>
-          <w:szCs w:val="21"/>
-        </w:rPr>
-        <w:t>p * 2 + 1, mid + 1, r, lazy[p]);</w:t>
-      </w:r>
-    </w:p>
-    <w:p>
-      <w:pPr>
-        <w:snapToGrid w:val="0"/>
-        <w:spacing w:after="0" w:line="240" w:lineRule="auto"/>
-        <w:rPr>
-          <w:sz w:val="20"/>
-          <w:szCs w:val="21"/>
-        </w:rPr>
-      </w:pPr>
-    </w:p>
-    <w:p>
-      <w:pPr>
-        <w:snapToGrid w:val="0"/>
-        <w:spacing w:after="0" w:line="240" w:lineRule="auto"/>
-        <w:rPr>
-          <w:sz w:val="20"/>
-          <w:szCs w:val="21"/>
-        </w:rPr>
-      </w:pPr>
-      <w:r>
-        <w:rPr>
-          <w:sz w:val="20"/>
-          <w:szCs w:val="21"/>
-        </w:rPr>
-        <w:t xml:space="preserve">    lazy[p] = 0;</w:t>
-      </w:r>
-    </w:p>
-    <w:p>
-      <w:pPr>
-        <w:snapToGrid w:val="0"/>
-        <w:spacing w:after="0" w:line="240" w:lineRule="auto"/>
-        <w:rPr>
-          <w:sz w:val="20"/>
-          <w:szCs w:val="21"/>
-        </w:rPr>
-      </w:pPr>
-      <w:r>
-        <w:rPr>
-          <w:sz w:val="20"/>
-          <w:szCs w:val="21"/>
-        </w:rPr>
-        <w:t>}</w:t>
-      </w:r>
-    </w:p>
-    <w:p>
-      <w:pPr>
-        <w:snapToGrid w:val="0"/>
-        <w:spacing w:after="0" w:line="240" w:lineRule="auto"/>
-        <w:rPr>
-          <w:sz w:val="20"/>
-          <w:szCs w:val="21"/>
-        </w:rPr>
-      </w:pPr>
-      <w:r>
-        <w:rPr>
-          <w:sz w:val="20"/>
-          <w:szCs w:val="21"/>
-        </w:rPr>
-        <w:t>这一步的含义是：</w:t>
-      </w:r>
-    </w:p>
-    <w:p>
-      <w:pPr>
-        <w:snapToGrid w:val="0"/>
-        <w:spacing w:after="0" w:line="240" w:lineRule="auto"/>
-        <w:rPr>
-          <w:sz w:val="20"/>
-          <w:szCs w:val="21"/>
-        </w:rPr>
-      </w:pPr>
-      <w:r>
-        <w:rPr>
-          <w:sz w:val="20"/>
-          <w:szCs w:val="21"/>
-        </w:rPr>
-        <w:t>父亲之前欠儿子的修改，现在还给儿子</w:t>
-      </w:r>
-    </w:p>
-    <w:p>
-      <w:pPr>
-        <w:snapToGrid w:val="0"/>
-        <w:spacing w:after="0" w:line="240" w:lineRule="auto"/>
-        <w:rPr>
-          <w:sz w:val="20"/>
-          <w:szCs w:val="21"/>
-        </w:rPr>
-      </w:pPr>
-      <w:r>
-        <w:rPr>
-          <w:sz w:val="20"/>
-          <w:szCs w:val="21"/>
-        </w:rPr>
-        <w:t>区间修改：</w:t>
-      </w:r>
-    </w:p>
-    <w:p>
-      <w:pPr>
-        <w:snapToGrid w:val="0"/>
-        <w:spacing w:after="0" w:line="240" w:lineRule="auto"/>
-        <w:rPr>
-          <w:sz w:val="20"/>
-          <w:szCs w:val="21"/>
-        </w:rPr>
-      </w:pPr>
-      <w:r>
-        <w:rPr>
-          <w:sz w:val="20"/>
-          <w:szCs w:val="21"/>
-        </w:rPr>
-        <w:t xml:space="preserve">void </w:t>
-      </w:r>
-      <w:proofErr w:type="gramStart"/>
-      <w:r>
-        <w:rPr>
-          <w:sz w:val="20"/>
-          <w:szCs w:val="21"/>
-        </w:rPr>
-        <w:t>update(</w:t>
-      </w:r>
-      <w:proofErr w:type="gramEnd"/>
-      <w:r>
-        <w:rPr>
-          <w:sz w:val="20"/>
-          <w:szCs w:val="21"/>
-        </w:rPr>
-        <w:t xml:space="preserve">int p, int l, int r, int L, int R, long </w:t>
-      </w:r>
-      <w:proofErr w:type="spellStart"/>
-      <w:r>
-        <w:rPr>
-          <w:sz w:val="20"/>
-          <w:szCs w:val="21"/>
-        </w:rPr>
-        <w:t>long</w:t>
-      </w:r>
-      <w:proofErr w:type="spellEnd"/>
-      <w:r>
-        <w:rPr>
-          <w:sz w:val="20"/>
-          <w:szCs w:val="21"/>
-        </w:rPr>
-        <w:t xml:space="preserve"> k) {</w:t>
-      </w:r>
-    </w:p>
-    <w:p>
-      <w:pPr>
-        <w:snapToGrid w:val="0"/>
-        <w:spacing w:after="0" w:line="240" w:lineRule="auto"/>
-        <w:rPr>
-          <w:sz w:val="20"/>
-          <w:szCs w:val="21"/>
-        </w:rPr>
-      </w:pPr>
-      <w:r>
-        <w:rPr>
-          <w:sz w:val="20"/>
-          <w:szCs w:val="21"/>
-        </w:rPr>
-        <w:t xml:space="preserve">    if (L &lt;= l &amp;&amp; r &lt;= R) {</w:t>
-      </w:r>
-    </w:p>
-    <w:p>
-      <w:pPr>
-        <w:snapToGrid w:val="0"/>
-        <w:spacing w:after="0" w:line="240" w:lineRule="auto"/>
-        <w:rPr>
-          <w:sz w:val="20"/>
-          <w:szCs w:val="21"/>
-        </w:rPr>
-      </w:pPr>
-      <w:r>
-        <w:rPr>
-          <w:sz w:val="20"/>
-          <w:szCs w:val="21"/>
-        </w:rPr>
-        <w:t xml:space="preserve">        </w:t>
-      </w:r>
-      <w:proofErr w:type="spellStart"/>
-      <w:r>
-        <w:rPr>
-          <w:sz w:val="20"/>
-          <w:szCs w:val="21"/>
-        </w:rPr>
-        <w:t>add_</w:t>
-      </w:r>
-      <w:proofErr w:type="gramStart"/>
-      <w:r>
-        <w:rPr>
-          <w:sz w:val="20"/>
-          <w:szCs w:val="21"/>
-        </w:rPr>
-        <w:t>tag</w:t>
-      </w:r>
-      <w:proofErr w:type="spellEnd"/>
-      <w:r>
-        <w:rPr>
-          <w:sz w:val="20"/>
-          <w:szCs w:val="21"/>
-        </w:rPr>
-        <w:t>(</w:t>
-      </w:r>
-      <w:proofErr w:type="gramEnd"/>
-      <w:r>
-        <w:rPr>
-          <w:sz w:val="20"/>
-          <w:szCs w:val="21"/>
-        </w:rPr>
-        <w:t>p, l, r, k);</w:t>
-      </w:r>
-    </w:p>
-    <w:p>
-      <w:pPr>
-        <w:snapToGrid w:val="0"/>
-        <w:spacing w:after="0" w:line="240" w:lineRule="auto"/>
-        <w:rPr>
-          <w:sz w:val="20"/>
-          <w:szCs w:val="21"/>
-        </w:rPr>
-      </w:pPr>
-      <w:r>
-        <w:rPr>
-          <w:sz w:val="20"/>
-          <w:szCs w:val="21"/>
-        </w:rPr>
-        <w:t xml:space="preserve">        return;</w:t>
-      </w:r>
-    </w:p>
-    <w:p>
-      <w:pPr>
-        <w:snapToGrid w:val="0"/>
-        <w:spacing w:after="0" w:line="240" w:lineRule="auto"/>
-        <w:rPr>
-          <w:sz w:val="20"/>
-          <w:szCs w:val="21"/>
-        </w:rPr>
-      </w:pPr>
-      <w:r>
-        <w:rPr>
-          <w:sz w:val="20"/>
-          <w:szCs w:val="21"/>
-        </w:rPr>
-        <w:t xml:space="preserve">    }</w:t>
-      </w:r>
-    </w:p>
-    <w:p>
-      <w:pPr>
-        <w:snapToGrid w:val="0"/>
-        <w:spacing w:after="0" w:line="240" w:lineRule="auto"/>
-        <w:rPr>
-          <w:sz w:val="20"/>
-          <w:szCs w:val="21"/>
-        </w:rPr>
-      </w:pPr>
-    </w:p>
-    <w:p>
-      <w:pPr>
-        <w:snapToGrid w:val="0"/>
-        <w:spacing w:after="0" w:line="240" w:lineRule="auto"/>
-        <w:rPr>
-          <w:sz w:val="20"/>
-          <w:szCs w:val="21"/>
-        </w:rPr>
-      </w:pPr>
-      <w:r>
-        <w:rPr>
-          <w:sz w:val="20"/>
-          <w:szCs w:val="21"/>
-        </w:rPr>
-        <w:t xml:space="preserve">    </w:t>
-      </w:r>
-      <w:proofErr w:type="spellStart"/>
-      <w:r>
-        <w:rPr>
-          <w:sz w:val="20"/>
-          <w:szCs w:val="21"/>
-        </w:rPr>
-        <w:t>push_</w:t>
-      </w:r>
-      <w:proofErr w:type="gramStart"/>
-      <w:r>
-        <w:rPr>
-          <w:sz w:val="20"/>
-          <w:szCs w:val="21"/>
-        </w:rPr>
-        <w:t>down</w:t>
-      </w:r>
-      <w:proofErr w:type="spellEnd"/>
-      <w:r>
-        <w:rPr>
-          <w:sz w:val="20"/>
-          <w:szCs w:val="21"/>
-        </w:rPr>
-        <w:t>(</w:t>
-      </w:r>
-      <w:proofErr w:type="gramEnd"/>
-      <w:r>
-        <w:rPr>
-          <w:sz w:val="20"/>
-          <w:szCs w:val="21"/>
-        </w:rPr>
-        <w:t>p, l, r);</w:t>
-      </w:r>
-    </w:p>
-    <w:p>
-      <w:pPr>
-        <w:snapToGrid w:val="0"/>
-        <w:spacing w:after="0" w:line="240" w:lineRule="auto"/>
-        <w:rPr>
-          <w:sz w:val="20"/>
-          <w:szCs w:val="21"/>
-        </w:rPr>
-      </w:pPr>
-    </w:p>
-    <w:p>
-      <w:pPr>
-        <w:snapToGrid w:val="0"/>
-        <w:spacing w:after="0" w:line="240" w:lineRule="auto"/>
-        <w:rPr>
-          <w:sz w:val="20"/>
-          <w:szCs w:val="21"/>
-        </w:rPr>
-      </w:pPr>
-      <w:r>
-        <w:rPr>
-          <w:sz w:val="20"/>
-          <w:szCs w:val="21"/>
-        </w:rPr>
-        <w:t xml:space="preserve">    int mid = (l + r) / 2;</w:t>
-      </w:r>
-    </w:p>
-    <w:p>
-      <w:pPr>
-        <w:snapToGrid w:val="0"/>
-        <w:spacing w:after="0" w:line="240" w:lineRule="auto"/>
-        <w:rPr>
-          <w:sz w:val="20"/>
-          <w:szCs w:val="21"/>
-        </w:rPr>
-      </w:pPr>
-    </w:p>
-    <w:p>
-      <w:pPr>
-        <w:snapToGrid w:val="0"/>
-        <w:spacing w:after="0" w:line="240" w:lineRule="auto"/>
-        <w:rPr>
-          <w:sz w:val="20"/>
-          <w:szCs w:val="21"/>
-        </w:rPr>
-      </w:pPr>
-      <w:r>
-        <w:rPr>
-          <w:sz w:val="20"/>
-          <w:szCs w:val="21"/>
-        </w:rPr>
-        <w:lastRenderedPageBreak/>
         <w:t xml:space="preserve">    if (L &lt;= mid) </w:t>
       </w:r>
       <w:proofErr w:type="gramStart"/>
@@ -58555,7 +58535,6 @@
           <w:sz w:val="20"/>
           <w:szCs w:val="21"/>
         </w:rPr>
-        <w:lastRenderedPageBreak/>
         <w:t>那么之前的加 3 被覆盖掉。</w:t>
       </w:r>
     </w:p>
@@ -58799,6 +58778,7 @@
           <w:sz w:val="20"/>
           <w:szCs w:val="21"/>
         </w:rPr>
+        <w:lastRenderedPageBreak/>
         <w:t>赋值标记优先级更高。</w:t>
       </w:r>
     </w:p>
@@ -59080,7 +59060,6 @@
           <w:sz w:val="20"/>
           <w:szCs w:val="21"/>
         </w:rPr>
-        <w:lastRenderedPageBreak/>
         <w:t>add[p] += x;</w:t>
       </w:r>
     </w:p>
@@ -59645,257 +59624,257 @@
           <w:sz w:val="20"/>
           <w:szCs w:val="21"/>
         </w:rPr>
+        <w:t>平方变成：</w:t>
+      </w:r>
+    </w:p>
+    <w:p>
+      <w:pPr>
+        <w:snapToGrid w:val="0"/>
+        <w:spacing w:after="0" w:line="240" w:lineRule="auto"/>
+        <w:rPr>
+          <w:sz w:val="20"/>
+          <w:szCs w:val="21"/>
+        </w:rPr>
+      </w:pPr>
+      <w:r>
+        <w:rPr>
+          <w:sz w:val="20"/>
+          <w:szCs w:val="21"/>
+        </w:rPr>
+        <w:t xml:space="preserve">(a + </w:t>
+      </w:r>
+      <w:proofErr w:type="gramStart"/>
+      <w:r>
+        <w:rPr>
+          <w:sz w:val="20"/>
+          <w:szCs w:val="21"/>
+        </w:rPr>
+        <w:t>k)^</w:t>
+      </w:r>
+      <w:proofErr w:type="gramEnd"/>
+      <w:r>
+        <w:rPr>
+          <w:sz w:val="20"/>
+          <w:szCs w:val="21"/>
+        </w:rPr>
+        <w:t>2 = a^2 + 2ak + k^2</w:t>
+      </w:r>
+    </w:p>
+    <w:p>
+      <w:pPr>
+        <w:snapToGrid w:val="0"/>
+        <w:spacing w:after="0" w:line="240" w:lineRule="auto"/>
+        <w:rPr>
+          <w:sz w:val="20"/>
+          <w:szCs w:val="21"/>
+        </w:rPr>
+      </w:pPr>
+      <w:r>
+        <w:rPr>
+          <w:sz w:val="20"/>
+          <w:szCs w:val="21"/>
+        </w:rPr>
+        <w:t>所以整个区间平方和变成：</w:t>
+      </w:r>
+    </w:p>
+    <w:p>
+      <w:pPr>
+        <w:snapToGrid w:val="0"/>
+        <w:spacing w:after="0" w:line="240" w:lineRule="auto"/>
+        <w:rPr>
+          <w:sz w:val="20"/>
+          <w:szCs w:val="21"/>
+        </w:rPr>
+      </w:pPr>
+      <w:r>
+        <w:rPr>
+          <w:sz w:val="20"/>
+          <w:szCs w:val="21"/>
+        </w:rPr>
+        <w:t xml:space="preserve">sum2' = sum2 + 2k * sum1 + </w:t>
+      </w:r>
+      <w:proofErr w:type="spellStart"/>
+      <w:r>
+        <w:rPr>
+          <w:sz w:val="20"/>
+          <w:szCs w:val="21"/>
+        </w:rPr>
+        <w:t>len</w:t>
+      </w:r>
+      <w:proofErr w:type="spellEnd"/>
+      <w:r>
+        <w:rPr>
+          <w:sz w:val="20"/>
+          <w:szCs w:val="21"/>
+        </w:rPr>
+        <w:t xml:space="preserve"> * k^2</w:t>
+      </w:r>
+    </w:p>
+    <w:p>
+      <w:pPr>
+        <w:snapToGrid w:val="0"/>
+        <w:spacing w:after="0" w:line="240" w:lineRule="auto"/>
+        <w:rPr>
+          <w:sz w:val="20"/>
+          <w:szCs w:val="21"/>
+        </w:rPr>
+      </w:pPr>
+      <w:r>
+        <w:rPr>
+          <w:sz w:val="20"/>
+          <w:szCs w:val="21"/>
+        </w:rPr>
+        <w:t>区间和变成：</w:t>
+      </w:r>
+    </w:p>
+    <w:p>
+      <w:pPr>
+        <w:snapToGrid w:val="0"/>
+        <w:spacing w:after="0" w:line="240" w:lineRule="auto"/>
+        <w:rPr>
+          <w:sz w:val="20"/>
+          <w:szCs w:val="21"/>
+        </w:rPr>
+      </w:pPr>
+      <w:r>
+        <w:rPr>
+          <w:sz w:val="20"/>
+          <w:szCs w:val="21"/>
+        </w:rPr>
+        <w:t xml:space="preserve">sum1' = sum1 + </w:t>
+      </w:r>
+      <w:proofErr w:type="spellStart"/>
+      <w:r>
+        <w:rPr>
+          <w:sz w:val="20"/>
+          <w:szCs w:val="21"/>
+        </w:rPr>
+        <w:t>len</w:t>
+      </w:r>
+      <w:proofErr w:type="spellEnd"/>
+      <w:r>
+        <w:rPr>
+          <w:sz w:val="20"/>
+          <w:szCs w:val="21"/>
+        </w:rPr>
+        <w:t xml:space="preserve"> * k</w:t>
+      </w:r>
+    </w:p>
+    <w:p>
+      <w:pPr>
+        <w:snapToGrid w:val="0"/>
+        <w:spacing w:after="0" w:line="240" w:lineRule="auto"/>
+        <w:rPr>
+          <w:sz w:val="20"/>
+          <w:szCs w:val="21"/>
+        </w:rPr>
+      </w:pPr>
+      <w:r>
+        <w:rPr>
+          <w:sz w:val="20"/>
+          <w:szCs w:val="21"/>
+        </w:rPr>
+        <w:t>注意顺序：</w:t>
+      </w:r>
+    </w:p>
+    <w:p>
+      <w:pPr>
+        <w:snapToGrid w:val="0"/>
+        <w:spacing w:after="0" w:line="240" w:lineRule="auto"/>
+        <w:rPr>
+          <w:sz w:val="20"/>
+          <w:szCs w:val="21"/>
+        </w:rPr>
+      </w:pPr>
+      <w:r>
+        <w:rPr>
+          <w:sz w:val="20"/>
+          <w:szCs w:val="21"/>
+        </w:rPr>
+        <w:t xml:space="preserve">sum2[p] += 2 * k * sum1[p] + </w:t>
+      </w:r>
+      <w:proofErr w:type="spellStart"/>
+      <w:r>
+        <w:rPr>
+          <w:sz w:val="20"/>
+          <w:szCs w:val="21"/>
+        </w:rPr>
+        <w:t>len</w:t>
+      </w:r>
+      <w:proofErr w:type="spellEnd"/>
+      <w:r>
+        <w:rPr>
+          <w:sz w:val="20"/>
+          <w:szCs w:val="21"/>
+        </w:rPr>
+        <w:t xml:space="preserve"> * k * k;</w:t>
+      </w:r>
+    </w:p>
+    <w:p>
+      <w:pPr>
+        <w:snapToGrid w:val="0"/>
+        <w:spacing w:after="0" w:line="240" w:lineRule="auto"/>
+        <w:rPr>
+          <w:sz w:val="20"/>
+          <w:szCs w:val="21"/>
+        </w:rPr>
+      </w:pPr>
+      <w:r>
+        <w:rPr>
+          <w:sz w:val="20"/>
+          <w:szCs w:val="21"/>
+        </w:rPr>
+        <w:t xml:space="preserve">sum1[p] += </w:t>
+      </w:r>
+      <w:proofErr w:type="spellStart"/>
+      <w:r>
+        <w:rPr>
+          <w:sz w:val="20"/>
+          <w:szCs w:val="21"/>
+        </w:rPr>
+        <w:t>len</w:t>
+      </w:r>
+      <w:proofErr w:type="spellEnd"/>
+      <w:r>
+        <w:rPr>
+          <w:sz w:val="20"/>
+          <w:szCs w:val="21"/>
+        </w:rPr>
+        <w:t xml:space="preserve"> * k;</w:t>
+      </w:r>
+    </w:p>
+    <w:p>
+      <w:pPr>
+        <w:snapToGrid w:val="0"/>
+        <w:spacing w:after="0" w:line="240" w:lineRule="auto"/>
+        <w:rPr>
+          <w:sz w:val="20"/>
+          <w:szCs w:val="21"/>
+        </w:rPr>
+      </w:pPr>
+      <w:r>
+        <w:rPr>
+          <w:sz w:val="20"/>
+          <w:szCs w:val="21"/>
+        </w:rPr>
+        <w:t>lazy[p] += k;</w:t>
+      </w:r>
+    </w:p>
+    <w:p>
+      <w:pPr>
+        <w:snapToGrid w:val="0"/>
+        <w:spacing w:after="0" w:line="240" w:lineRule="auto"/>
+        <w:rPr>
+          <w:sz w:val="20"/>
+          <w:szCs w:val="21"/>
+        </w:rPr>
+      </w:pPr>
+      <w:r>
+        <w:rPr>
+          <w:sz w:val="20"/>
+          <w:szCs w:val="21"/>
+        </w:rPr>
         <w:lastRenderedPageBreak/>
-        <w:t>平方变成：</w:t>
-      </w:r>
-    </w:p>
-    <w:p>
-      <w:pPr>
-        <w:snapToGrid w:val="0"/>
-        <w:spacing w:after="0" w:line="240" w:lineRule="auto"/>
-        <w:rPr>
-          <w:sz w:val="20"/>
-          <w:szCs w:val="21"/>
-        </w:rPr>
-      </w:pPr>
-      <w:r>
-        <w:rPr>
-          <w:sz w:val="20"/>
-          <w:szCs w:val="21"/>
-        </w:rPr>
-        <w:t xml:space="preserve">(a + </w:t>
-      </w:r>
-      <w:proofErr w:type="gramStart"/>
-      <w:r>
-        <w:rPr>
-          <w:sz w:val="20"/>
-          <w:szCs w:val="21"/>
-        </w:rPr>
-        <w:t>k)^</w:t>
-      </w:r>
-      <w:proofErr w:type="gramEnd"/>
-      <w:r>
-        <w:rPr>
-          <w:sz w:val="20"/>
-          <w:szCs w:val="21"/>
-        </w:rPr>
-        <w:t>2 = a^2 + 2ak + k^2</w:t>
-      </w:r>
-    </w:p>
-    <w:p>
-      <w:pPr>
-        <w:snapToGrid w:val="0"/>
-        <w:spacing w:after="0" w:line="240" w:lineRule="auto"/>
-        <w:rPr>
-          <w:sz w:val="20"/>
-          <w:szCs w:val="21"/>
-        </w:rPr>
-      </w:pPr>
-      <w:r>
-        <w:rPr>
-          <w:sz w:val="20"/>
-          <w:szCs w:val="21"/>
-        </w:rPr>
-        <w:t>所以整个区间平方和变成：</w:t>
-      </w:r>
-    </w:p>
-    <w:p>
-      <w:pPr>
-        <w:snapToGrid w:val="0"/>
-        <w:spacing w:after="0" w:line="240" w:lineRule="auto"/>
-        <w:rPr>
-          <w:sz w:val="20"/>
-          <w:szCs w:val="21"/>
-        </w:rPr>
-      </w:pPr>
-      <w:r>
-        <w:rPr>
-          <w:sz w:val="20"/>
-          <w:szCs w:val="21"/>
-        </w:rPr>
-        <w:t xml:space="preserve">sum2' = sum2 + 2k * sum1 + </w:t>
-      </w:r>
-      <w:proofErr w:type="spellStart"/>
-      <w:r>
-        <w:rPr>
-          <w:sz w:val="20"/>
-          <w:szCs w:val="21"/>
-        </w:rPr>
-        <w:t>len</w:t>
-      </w:r>
-      <w:proofErr w:type="spellEnd"/>
-      <w:r>
-        <w:rPr>
-          <w:sz w:val="20"/>
-          <w:szCs w:val="21"/>
-        </w:rPr>
-        <w:t xml:space="preserve"> * k^2</w:t>
-      </w:r>
-    </w:p>
-    <w:p>
-      <w:pPr>
-        <w:snapToGrid w:val="0"/>
-        <w:spacing w:after="0" w:line="240" w:lineRule="auto"/>
-        <w:rPr>
-          <w:sz w:val="20"/>
-          <w:szCs w:val="21"/>
-        </w:rPr>
-      </w:pPr>
-      <w:r>
-        <w:rPr>
-          <w:sz w:val="20"/>
-          <w:szCs w:val="21"/>
-        </w:rPr>
-        <w:t>区间和变成：</w:t>
-      </w:r>
-    </w:p>
-    <w:p>
-      <w:pPr>
-        <w:snapToGrid w:val="0"/>
-        <w:spacing w:after="0" w:line="240" w:lineRule="auto"/>
-        <w:rPr>
-          <w:sz w:val="20"/>
-          <w:szCs w:val="21"/>
-        </w:rPr>
-      </w:pPr>
-      <w:r>
-        <w:rPr>
-          <w:sz w:val="20"/>
-          <w:szCs w:val="21"/>
-        </w:rPr>
-        <w:t xml:space="preserve">sum1' = sum1 + </w:t>
-      </w:r>
-      <w:proofErr w:type="spellStart"/>
-      <w:r>
-        <w:rPr>
-          <w:sz w:val="20"/>
-          <w:szCs w:val="21"/>
-        </w:rPr>
-        <w:t>len</w:t>
-      </w:r>
-      <w:proofErr w:type="spellEnd"/>
-      <w:r>
-        <w:rPr>
-          <w:sz w:val="20"/>
-          <w:szCs w:val="21"/>
-        </w:rPr>
-        <w:t xml:space="preserve"> * k</w:t>
-      </w:r>
-    </w:p>
-    <w:p>
-      <w:pPr>
-        <w:snapToGrid w:val="0"/>
-        <w:spacing w:after="0" w:line="240" w:lineRule="auto"/>
-        <w:rPr>
-          <w:sz w:val="20"/>
-          <w:szCs w:val="21"/>
-        </w:rPr>
-      </w:pPr>
-      <w:r>
-        <w:rPr>
-          <w:sz w:val="20"/>
-          <w:szCs w:val="21"/>
-        </w:rPr>
-        <w:t>注意顺序：</w:t>
-      </w:r>
-    </w:p>
-    <w:p>
-      <w:pPr>
-        <w:snapToGrid w:val="0"/>
-        <w:spacing w:after="0" w:line="240" w:lineRule="auto"/>
-        <w:rPr>
-          <w:sz w:val="20"/>
-          <w:szCs w:val="21"/>
-        </w:rPr>
-      </w:pPr>
-      <w:r>
-        <w:rPr>
-          <w:sz w:val="20"/>
-          <w:szCs w:val="21"/>
-        </w:rPr>
-        <w:t xml:space="preserve">sum2[p] += 2 * k * sum1[p] + </w:t>
-      </w:r>
-      <w:proofErr w:type="spellStart"/>
-      <w:r>
-        <w:rPr>
-          <w:sz w:val="20"/>
-          <w:szCs w:val="21"/>
-        </w:rPr>
-        <w:t>len</w:t>
-      </w:r>
-      <w:proofErr w:type="spellEnd"/>
-      <w:r>
-        <w:rPr>
-          <w:sz w:val="20"/>
-          <w:szCs w:val="21"/>
-        </w:rPr>
-        <w:t xml:space="preserve"> * k * k;</w:t>
-      </w:r>
-    </w:p>
-    <w:p>
-      <w:pPr>
-        <w:snapToGrid w:val="0"/>
-        <w:spacing w:after="0" w:line="240" w:lineRule="auto"/>
-        <w:rPr>
-          <w:sz w:val="20"/>
-          <w:szCs w:val="21"/>
-        </w:rPr>
-      </w:pPr>
-      <w:r>
-        <w:rPr>
-          <w:sz w:val="20"/>
-          <w:szCs w:val="21"/>
-        </w:rPr>
-        <w:t xml:space="preserve">sum1[p] += </w:t>
-      </w:r>
-      <w:proofErr w:type="spellStart"/>
-      <w:r>
-        <w:rPr>
-          <w:sz w:val="20"/>
-          <w:szCs w:val="21"/>
-        </w:rPr>
-        <w:t>len</w:t>
-      </w:r>
-      <w:proofErr w:type="spellEnd"/>
-      <w:r>
-        <w:rPr>
-          <w:sz w:val="20"/>
-          <w:szCs w:val="21"/>
-        </w:rPr>
-        <w:t xml:space="preserve"> * k;</w:t>
-      </w:r>
-    </w:p>
-    <w:p>
-      <w:pPr>
-        <w:snapToGrid w:val="0"/>
-        <w:spacing w:after="0" w:line="240" w:lineRule="auto"/>
-        <w:rPr>
-          <w:sz w:val="20"/>
-          <w:szCs w:val="21"/>
-        </w:rPr>
-      </w:pPr>
-      <w:r>
-        <w:rPr>
-          <w:sz w:val="20"/>
-          <w:szCs w:val="21"/>
-        </w:rPr>
-        <w:t>lazy[p] += k;</w:t>
-      </w:r>
-    </w:p>
-    <w:p>
-      <w:pPr>
-        <w:snapToGrid w:val="0"/>
-        <w:spacing w:after="0" w:line="240" w:lineRule="auto"/>
-        <w:rPr>
-          <w:sz w:val="20"/>
-          <w:szCs w:val="21"/>
-        </w:rPr>
-      </w:pPr>
-      <w:r>
-        <w:rPr>
-          <w:sz w:val="20"/>
-          <w:szCs w:val="21"/>
-        </w:rPr>
         <w:t>这里 sum2 的更新要用旧的 sum1。</w:t>
       </w:r>
     </w:p>
@@ -60253,7 +60232,6 @@
           <w:sz w:val="20"/>
           <w:szCs w:val="21"/>
         </w:rPr>
-        <w:lastRenderedPageBreak/>
         <w:pict w14:anchorId="6B6D015A">
           <v:rect id="_x0000_i1090" style="width:0;height:1.5pt" o:hralign="center" o:hrstd="t" o:hr="t" fillcolor="#a0a0a0" stroked="f"/>
         </w:pict>
@@ -60787,126 +60765,126 @@
           <w:sz w:val="20"/>
           <w:szCs w:val="21"/>
         </w:rPr>
+        <w:t>4. 第三层原理：如何把深度拉平？</w:t>
+      </w:r>
+    </w:p>
+    <w:p>
+      <w:pPr>
+        <w:snapToGrid w:val="0"/>
+        <w:spacing w:after="0" w:line="240" w:lineRule="auto"/>
+        <w:rPr>
+          <w:sz w:val="20"/>
+          <w:szCs w:val="21"/>
+        </w:rPr>
+      </w:pPr>
+      <w:r>
+        <w:rPr>
+          <w:sz w:val="20"/>
+          <w:szCs w:val="21"/>
+        </w:rPr>
+        <w:t>如果：</w:t>
+      </w:r>
+    </w:p>
+    <w:p>
+      <w:pPr>
+        <w:snapToGrid w:val="0"/>
+        <w:spacing w:after="0" w:line="240" w:lineRule="auto"/>
+        <w:rPr>
+          <w:sz w:val="20"/>
+          <w:szCs w:val="21"/>
+        </w:rPr>
+      </w:pPr>
+      <w:r>
+        <w:rPr>
+          <w:sz w:val="20"/>
+          <w:szCs w:val="21"/>
+        </w:rPr>
+        <w:t>depth[u] - depth[v] = 13</w:t>
+      </w:r>
+    </w:p>
+    <w:p>
+      <w:pPr>
+        <w:snapToGrid w:val="0"/>
+        <w:spacing w:after="0" w:line="240" w:lineRule="auto"/>
+        <w:rPr>
+          <w:sz w:val="20"/>
+          <w:szCs w:val="21"/>
+        </w:rPr>
+      </w:pPr>
+      <w:r>
+        <w:rPr>
+          <w:sz w:val="20"/>
+          <w:szCs w:val="21"/>
+        </w:rPr>
+        <w:t>13 的二进制是：</w:t>
+      </w:r>
+    </w:p>
+    <w:p>
+      <w:pPr>
+        <w:snapToGrid w:val="0"/>
+        <w:spacing w:after="0" w:line="240" w:lineRule="auto"/>
+        <w:rPr>
+          <w:sz w:val="20"/>
+          <w:szCs w:val="21"/>
+        </w:rPr>
+      </w:pPr>
+      <w:r>
+        <w:rPr>
+          <w:sz w:val="20"/>
+          <w:szCs w:val="21"/>
+        </w:rPr>
+        <w:t>8 + 4 + 1</w:t>
+      </w:r>
+    </w:p>
+    <w:p>
+      <w:pPr>
+        <w:snapToGrid w:val="0"/>
+        <w:spacing w:after="0" w:line="240" w:lineRule="auto"/>
+        <w:rPr>
+          <w:sz w:val="20"/>
+          <w:szCs w:val="21"/>
+        </w:rPr>
+      </w:pPr>
+      <w:r>
+        <w:rPr>
+          <w:sz w:val="20"/>
+          <w:szCs w:val="21"/>
+        </w:rPr>
+        <w:t>所以 u 依次往上跳：</w:t>
+      </w:r>
+    </w:p>
+    <w:p>
+      <w:pPr>
+        <w:snapToGrid w:val="0"/>
+        <w:spacing w:after="0" w:line="240" w:lineRule="auto"/>
+        <w:rPr>
+          <w:sz w:val="20"/>
+          <w:szCs w:val="21"/>
+        </w:rPr>
+      </w:pPr>
+      <w:r>
+        <w:rPr>
+          <w:sz w:val="20"/>
+          <w:szCs w:val="21"/>
+        </w:rPr>
+        <w:t>2^3, 2^2, 2^0</w:t>
+      </w:r>
+    </w:p>
+    <w:p>
+      <w:pPr>
+        <w:snapToGrid w:val="0"/>
+        <w:spacing w:after="0" w:line="240" w:lineRule="auto"/>
+        <w:rPr>
+          <w:sz w:val="20"/>
+          <w:szCs w:val="21"/>
+        </w:rPr>
+      </w:pPr>
+      <w:r>
+        <w:rPr>
+          <w:sz w:val="20"/>
+          <w:szCs w:val="21"/>
+        </w:rPr>
         <w:lastRenderedPageBreak/>
-        <w:t>4. 第三层原理：如何把深度拉平？</w:t>
-      </w:r>
-    </w:p>
-    <w:p>
-      <w:pPr>
-        <w:snapToGrid w:val="0"/>
-        <w:spacing w:after="0" w:line="240" w:lineRule="auto"/>
-        <w:rPr>
-          <w:sz w:val="20"/>
-          <w:szCs w:val="21"/>
-        </w:rPr>
-      </w:pPr>
-      <w:r>
-        <w:rPr>
-          <w:sz w:val="20"/>
-          <w:szCs w:val="21"/>
-        </w:rPr>
-        <w:t>如果：</w:t>
-      </w:r>
-    </w:p>
-    <w:p>
-      <w:pPr>
-        <w:snapToGrid w:val="0"/>
-        <w:spacing w:after="0" w:line="240" w:lineRule="auto"/>
-        <w:rPr>
-          <w:sz w:val="20"/>
-          <w:szCs w:val="21"/>
-        </w:rPr>
-      </w:pPr>
-      <w:r>
-        <w:rPr>
-          <w:sz w:val="20"/>
-          <w:szCs w:val="21"/>
-        </w:rPr>
-        <w:t>depth[u] - depth[v] = 13</w:t>
-      </w:r>
-    </w:p>
-    <w:p>
-      <w:pPr>
-        <w:snapToGrid w:val="0"/>
-        <w:spacing w:after="0" w:line="240" w:lineRule="auto"/>
-        <w:rPr>
-          <w:sz w:val="20"/>
-          <w:szCs w:val="21"/>
-        </w:rPr>
-      </w:pPr>
-      <w:r>
-        <w:rPr>
-          <w:sz w:val="20"/>
-          <w:szCs w:val="21"/>
-        </w:rPr>
-        <w:t>13 的二进制是：</w:t>
-      </w:r>
-    </w:p>
-    <w:p>
-      <w:pPr>
-        <w:snapToGrid w:val="0"/>
-        <w:spacing w:after="0" w:line="240" w:lineRule="auto"/>
-        <w:rPr>
-          <w:sz w:val="20"/>
-          <w:szCs w:val="21"/>
-        </w:rPr>
-      </w:pPr>
-      <w:r>
-        <w:rPr>
-          <w:sz w:val="20"/>
-          <w:szCs w:val="21"/>
-        </w:rPr>
-        <w:t>8 + 4 + 1</w:t>
-      </w:r>
-    </w:p>
-    <w:p>
-      <w:pPr>
-        <w:snapToGrid w:val="0"/>
-        <w:spacing w:after="0" w:line="240" w:lineRule="auto"/>
-        <w:rPr>
-          <w:sz w:val="20"/>
-          <w:szCs w:val="21"/>
-        </w:rPr>
-      </w:pPr>
-      <w:r>
-        <w:rPr>
-          <w:sz w:val="20"/>
-          <w:szCs w:val="21"/>
-        </w:rPr>
-        <w:t>所以 u 依次往上跳：</w:t>
-      </w:r>
-    </w:p>
-    <w:p>
-      <w:pPr>
-        <w:snapToGrid w:val="0"/>
-        <w:spacing w:after="0" w:line="240" w:lineRule="auto"/>
-        <w:rPr>
-          <w:sz w:val="20"/>
-          <w:szCs w:val="21"/>
-        </w:rPr>
-      </w:pPr>
-      <w:r>
-        <w:rPr>
-          <w:sz w:val="20"/>
-          <w:szCs w:val="21"/>
-        </w:rPr>
-        <w:t>2^3, 2^2, 2^0</w:t>
-      </w:r>
-    </w:p>
-    <w:p>
-      <w:pPr>
-        <w:snapToGrid w:val="0"/>
-        <w:spacing w:after="0" w:line="240" w:lineRule="auto"/>
-        <w:rPr>
-          <w:sz w:val="20"/>
-          <w:szCs w:val="21"/>
-        </w:rPr>
-      </w:pPr>
-      <w:r>
-        <w:rPr>
-          <w:sz w:val="20"/>
-          <w:szCs w:val="21"/>
-        </w:rPr>
         <w:t>代码：</w:t>
       </w:r>
     </w:p>
@@ -61285,7 +61263,6 @@
           <w:sz w:val="20"/>
           <w:szCs w:val="21"/>
         </w:rPr>
-        <w:lastRenderedPageBreak/>
         <w:t>就是 LCA。</w:t>
       </w:r>
     </w:p>
@@ -61881,7 +61858,6 @@
           <w:sz w:val="20"/>
           <w:szCs w:val="21"/>
         </w:rPr>
-        <w:lastRenderedPageBreak/>
         <w:t xml:space="preserve">int </w:t>
       </w:r>
       <w:proofErr w:type="spellStart"/>
@@ -62406,7 +62382,6 @@
           <w:sz w:val="20"/>
           <w:szCs w:val="21"/>
         </w:rPr>
-        <w:lastRenderedPageBreak/>
         <w:t>查询：</w:t>
       </w:r>
     </w:p>
@@ -63099,7 +63074,6 @@
           <w:sz w:val="20"/>
           <w:szCs w:val="21"/>
         </w:rPr>
-        <w:lastRenderedPageBreak/>
         <w:t xml:space="preserve">1. 为什么需要 </w:t>
       </w:r>
       <w:proofErr w:type="spellStart"/>
@@ -63137,6 +63111,7 @@
           <w:sz w:val="20"/>
           <w:szCs w:val="21"/>
         </w:rPr>
+        <w:lastRenderedPageBreak/>
         <w:t>如果有很多字符串，要做：</w:t>
       </w:r>
     </w:p>
@@ -63660,7 +63635,6 @@
           <w:sz w:val="20"/>
           <w:szCs w:val="21"/>
         </w:rPr>
-        <w:lastRenderedPageBreak/>
         <w:t>代表字符串：</w:t>
       </w:r>
     </w:p>
@@ -64219,6 +64193,7 @@
           <w:sz w:val="20"/>
           <w:szCs w:val="21"/>
         </w:rPr>
+        <w:lastRenderedPageBreak/>
         <w:t xml:space="preserve">void </w:t>
       </w:r>
       <w:proofErr w:type="gramStart"/>
@@ -64252,7 +64227,6 @@
           <w:sz w:val="20"/>
           <w:szCs w:val="21"/>
         </w:rPr>
-        <w:lastRenderedPageBreak/>
         <w:t xml:space="preserve">    int p = 0;</w:t>
       </w:r>
     </w:p>
@@ -64905,7 +64879,6 @@
           <w:sz w:val="20"/>
           <w:szCs w:val="21"/>
         </w:rPr>
-        <w:lastRenderedPageBreak/>
         <w:t>2 -&gt; REPEAT</w:t>
       </w:r>
     </w:p>
@@ -65484,6 +65457,7 @@
           <w:sz w:val="20"/>
           <w:szCs w:val="21"/>
         </w:rPr>
+        <w:lastRenderedPageBreak/>
         <w:t>设：</w:t>
       </w:r>
     </w:p>
@@ -65560,7 +65534,6 @@
           <w:sz w:val="20"/>
           <w:szCs w:val="21"/>
         </w:rPr>
-        <w:lastRenderedPageBreak/>
         <w:t xml:space="preserve">dis[u] </w:t>
       </w:r>
       <w:proofErr w:type="spellStart"/>
@@ -66158,7 +66131,6 @@
           <w:sz w:val="20"/>
           <w:szCs w:val="21"/>
         </w:rPr>
-        <w:lastRenderedPageBreak/>
         <w:t>P3369 就是普通平衡树模板题，要求动态维护可重集合，并支持插入、删除、排名、第 k 小、前驱、后继等操作。(</w:t>
       </w:r>
       <w:hyperlink r:id="rId43" w:tooltip="P3369 【模板】普通平衡树" w:history="1">
@@ -66624,6 +66596,7 @@
           <w:sz w:val="20"/>
           <w:szCs w:val="21"/>
         </w:rPr>
+        <w:lastRenderedPageBreak/>
         <w:pict w14:anchorId="4723EEB5">
           <v:rect id="_x0000_i1105" style="width:0;height:1.5pt" o:hralign="center" o:hrstd="t" o:hr="t" fillcolor="#a0a0a0" stroked="f"/>
         </w:pict>
@@ -66732,7 +66705,6 @@
           <w:sz w:val="20"/>
           <w:szCs w:val="21"/>
         </w:rPr>
-        <w:lastRenderedPageBreak/>
         <w:t xml:space="preserve"> \</w:t>
       </w:r>
     </w:p>
@@ -67265,7 +67237,6 @@
           <w:sz w:val="20"/>
           <w:szCs w:val="21"/>
         </w:rPr>
-        <w:lastRenderedPageBreak/>
         <w:t>排名：</w:t>
       </w:r>
     </w:p>
@@ -67584,6 +67555,7 @@
           <w:sz w:val="20"/>
           <w:szCs w:val="21"/>
         </w:rPr>
+        <w:lastRenderedPageBreak/>
         <w:t>这</w:t>
       </w:r>
       <w:proofErr w:type="gramStart"/>
@@ -67759,7 +67731,6 @@
           <w:sz w:val="20"/>
           <w:szCs w:val="21"/>
         </w:rPr>
-        <w:lastRenderedPageBreak/>
         <w:t>第 k 小</w:t>
       </w:r>
     </w:p>
@@ -68279,7 +68250,6 @@
           <w:sz w:val="20"/>
           <w:szCs w:val="21"/>
         </w:rPr>
-        <w:lastRenderedPageBreak/>
         <w:t>每次生成新版本，如果完整复制数组：</w:t>
       </w:r>
     </w:p>
@@ -68563,6 +68533,7 @@
           <w:sz w:val="20"/>
           <w:szCs w:val="21"/>
         </w:rPr>
+        <w:lastRenderedPageBreak/>
         <w:t>4. 第一层原理：每个版本保存一个根</w:t>
       </w:r>
     </w:p>
@@ -68789,7 +68760,6 @@
           <w:sz w:val="20"/>
           <w:szCs w:val="21"/>
         </w:rPr>
-        <w:lastRenderedPageBreak/>
         <w:t>经过的节点复制</w:t>
       </w:r>
     </w:p>
@@ -69379,7 +69349,6 @@
           <w:sz w:val="20"/>
           <w:szCs w:val="21"/>
         </w:rPr>
-        <w:lastRenderedPageBreak/>
         <w:t xml:space="preserve">    }</w:t>
       </w:r>
     </w:p>
@@ -69957,7 +69926,6 @@
           <w:sz w:val="20"/>
           <w:szCs w:val="21"/>
         </w:rPr>
-        <w:lastRenderedPageBreak/>
         <w:t>虽然题目形式很多，但核心套路是：</w:t>
       </w:r>
     </w:p>
@@ -70508,7 +70476,6 @@
           <w:sz w:val="20"/>
           <w:szCs w:val="21"/>
         </w:rPr>
-        <w:lastRenderedPageBreak/>
         <w:pict w14:anchorId="0B1FC249">
           <v:rect id="_x0000_i1118" style="width:0;height:1.5pt" o:hralign="center" o:hrstd="t" o:hr="t" fillcolor="#a0a0a0" stroked="f"/>
         </w:pict>
@@ -70701,6 +70668,7 @@
           <w:sz w:val="20"/>
           <w:szCs w:val="21"/>
         </w:rPr>
+        <w:lastRenderedPageBreak/>
         <w:t>因为区间加可以转成差分的两个单点修改。</w:t>
       </w:r>
     </w:p>
@@ -71052,7 +71020,6 @@
           <w:sz w:val="20"/>
           <w:szCs w:val="21"/>
         </w:rPr>
-        <w:lastRenderedPageBreak/>
         <w:t>因为树上路径经常要借助最近公共祖先拆开。</w:t>
       </w:r>
     </w:p>
@@ -71563,95 +71530,95 @@
           <w:sz w:val="20"/>
           <w:szCs w:val="21"/>
         </w:rPr>
+        <w:t>并查集：</w:t>
+      </w:r>
+    </w:p>
+    <w:p>
+      <w:pPr>
+        <w:snapToGrid w:val="0"/>
+        <w:spacing w:after="0" w:line="240" w:lineRule="auto"/>
+        <w:rPr>
+          <w:sz w:val="20"/>
+          <w:szCs w:val="21"/>
+        </w:rPr>
+      </w:pPr>
+      <w:r>
+        <w:rPr>
+          <w:sz w:val="20"/>
+          <w:szCs w:val="21"/>
+        </w:rPr>
+        <w:t>P3367 -&gt; P1197</w:t>
+      </w:r>
+    </w:p>
+    <w:p>
+      <w:pPr>
+        <w:snapToGrid w:val="0"/>
+        <w:spacing w:after="0" w:line="240" w:lineRule="auto"/>
+        <w:rPr>
+          <w:sz w:val="20"/>
+          <w:szCs w:val="21"/>
+        </w:rPr>
+      </w:pPr>
+    </w:p>
+    <w:p>
+      <w:pPr>
+        <w:snapToGrid w:val="0"/>
+        <w:spacing w:after="0" w:line="240" w:lineRule="auto"/>
+        <w:rPr>
+          <w:sz w:val="20"/>
+          <w:szCs w:val="21"/>
+        </w:rPr>
+      </w:pPr>
+      <w:r>
+        <w:rPr>
+          <w:sz w:val="20"/>
+          <w:szCs w:val="21"/>
+        </w:rPr>
+        <w:t>树状数组：</w:t>
+      </w:r>
+    </w:p>
+    <w:p>
+      <w:pPr>
+        <w:snapToGrid w:val="0"/>
+        <w:spacing w:after="0" w:line="240" w:lineRule="auto"/>
+        <w:rPr>
+          <w:sz w:val="20"/>
+          <w:szCs w:val="21"/>
+        </w:rPr>
+      </w:pPr>
+      <w:r>
+        <w:rPr>
+          <w:sz w:val="20"/>
+          <w:szCs w:val="21"/>
+        </w:rPr>
+        <w:t>P3374 -&gt; P3368 -&gt; P1972</w:t>
+      </w:r>
+    </w:p>
+    <w:p>
+      <w:pPr>
+        <w:snapToGrid w:val="0"/>
+        <w:spacing w:after="0" w:line="240" w:lineRule="auto"/>
+        <w:rPr>
+          <w:sz w:val="20"/>
+          <w:szCs w:val="21"/>
+        </w:rPr>
+      </w:pPr>
+    </w:p>
+    <w:p>
+      <w:pPr>
+        <w:snapToGrid w:val="0"/>
+        <w:spacing w:after="0" w:line="240" w:lineRule="auto"/>
+        <w:rPr>
+          <w:sz w:val="20"/>
+          <w:szCs w:val="21"/>
+        </w:rPr>
+      </w:pPr>
+      <w:r>
+        <w:rPr>
+          <w:sz w:val="20"/>
+          <w:szCs w:val="21"/>
+        </w:rPr>
         <w:lastRenderedPageBreak/>
-        <w:t>并查集：</w:t>
-      </w:r>
-    </w:p>
-    <w:p>
-      <w:pPr>
-        <w:snapToGrid w:val="0"/>
-        <w:spacing w:after="0" w:line="240" w:lineRule="auto"/>
-        <w:rPr>
-          <w:sz w:val="20"/>
-          <w:szCs w:val="21"/>
-        </w:rPr>
-      </w:pPr>
-      <w:r>
-        <w:rPr>
-          <w:sz w:val="20"/>
-          <w:szCs w:val="21"/>
-        </w:rPr>
-        <w:t>P3367 -&gt; P1197</w:t>
-      </w:r>
-    </w:p>
-    <w:p>
-      <w:pPr>
-        <w:snapToGrid w:val="0"/>
-        <w:spacing w:after="0" w:line="240" w:lineRule="auto"/>
-        <w:rPr>
-          <w:sz w:val="20"/>
-          <w:szCs w:val="21"/>
-        </w:rPr>
-      </w:pPr>
-    </w:p>
-    <w:p>
-      <w:pPr>
-        <w:snapToGrid w:val="0"/>
-        <w:spacing w:after="0" w:line="240" w:lineRule="auto"/>
-        <w:rPr>
-          <w:sz w:val="20"/>
-          <w:szCs w:val="21"/>
-        </w:rPr>
-      </w:pPr>
-      <w:r>
-        <w:rPr>
-          <w:sz w:val="20"/>
-          <w:szCs w:val="21"/>
-        </w:rPr>
-        <w:t>树状数组：</w:t>
-      </w:r>
-    </w:p>
-    <w:p>
-      <w:pPr>
-        <w:snapToGrid w:val="0"/>
-        <w:spacing w:after="0" w:line="240" w:lineRule="auto"/>
-        <w:rPr>
-          <w:sz w:val="20"/>
-          <w:szCs w:val="21"/>
-        </w:rPr>
-      </w:pPr>
-      <w:r>
-        <w:rPr>
-          <w:sz w:val="20"/>
-          <w:szCs w:val="21"/>
-        </w:rPr>
-        <w:t>P3374 -&gt; P3368 -&gt; P1972</w:t>
-      </w:r>
-    </w:p>
-    <w:p>
-      <w:pPr>
-        <w:snapToGrid w:val="0"/>
-        <w:spacing w:after="0" w:line="240" w:lineRule="auto"/>
-        <w:rPr>
-          <w:sz w:val="20"/>
-          <w:szCs w:val="21"/>
-        </w:rPr>
-      </w:pPr>
-    </w:p>
-    <w:p>
-      <w:pPr>
-        <w:snapToGrid w:val="0"/>
-        <w:spacing w:after="0" w:line="240" w:lineRule="auto"/>
-        <w:rPr>
-          <w:sz w:val="20"/>
-          <w:szCs w:val="21"/>
-        </w:rPr>
-      </w:pPr>
-      <w:r>
-        <w:rPr>
-          <w:sz w:val="20"/>
-          <w:szCs w:val="21"/>
-        </w:rPr>
         <w:t>ST 表：</w:t>
       </w:r>
     </w:p>
